--- a/apps/api/templates/קרינה-הצעת-מחיר-למיגון-קרינת-רנטגן.docx
+++ b/apps/api/templates/קרינה-הצעת-מחיר-למיגון-קרינת-רנטגן.docx
@@ -4066,223 +4066,6 @@
     </w:p>
     <w:p>
       <w:pPr>
-        <w:jc w:val="center"/>
-        <w:rPr>
-          <w:rFonts w:cs="David"/>
-          <w:sz w:val="28"/>
-          <w:szCs w:val="28"/>
-          <w:rtl/>
-        </w:rPr>
-      </w:pPr>
-      <w:r>
-        <w:rPr>
-          <w:rFonts w:cs="David" w:hint="cs"/>
-          <w:sz w:val="28"/>
-          <w:szCs w:val="28"/>
-          <w:rtl/>
-        </w:rPr>
-        <w:t>הנני מאשר את הצעה על כל סעיפיה</w:t>
-      </w:r>
-      <w:r>
-        <w:rPr>
-          <w:rFonts w:cs="David" w:hint="cs"/>
-          <w:sz w:val="28"/>
-          <w:szCs w:val="28"/>
-          <w:rtl/>
-        </w:rPr>
-        <w:t>.</w:t>
-      </w:r>
-    </w:p>
-    <w:p>
-      <w:pPr>
-        <w:ind w:left="360"/>
-        <w:jc w:val="both"/>
-        <w:rPr>
-          <w:rFonts w:cs="David"/>
-          <w:b/>
-          <w:bCs/>
-          <w:u w:val="single"/>
-          <w:rtl/>
-        </w:rPr>
-      </w:pPr>
-    </w:p>
-    <w:tbl>
-      <w:tblPr>
-        <w:bidiVisual/>
-        <w:tblW w:w="0" w:type="auto"/>
-        <w:tblInd w:w="360" w:type="dxa"/>
-        <w:tblBorders>
-          <w:top w:val="single" w:sz="4" w:space="0" w:color="auto"/>
-          <w:left w:val="single" w:sz="4" w:space="0" w:color="auto"/>
-          <w:bottom w:val="single" w:sz="4" w:space="0" w:color="auto"/>
-          <w:right w:val="single" w:sz="4" w:space="0" w:color="auto"/>
-          <w:insideH w:val="single" w:sz="4" w:space="0" w:color="auto"/>
-          <w:insideV w:val="single" w:sz="4" w:space="0" w:color="auto"/>
-        </w:tblBorders>
-        <w:tblLook w:val="04A0" w:firstRow="1" w:lastRow="0" w:firstColumn="1" w:lastColumn="0" w:noHBand="0" w:noVBand="1"/>
-      </w:tblPr>
-      <w:tblGrid>
-        <w:gridCol w:w="3441"/>
-        <w:gridCol w:w="3441"/>
-        <w:gridCol w:w="3440"/>
-      </w:tblGrid>
-      <w:tr>
-        <w:tc>
-          <w:tcPr>
-            <w:tcW w:w="3560" w:type="dxa"/>
-            <w:vAlign w:val="center"/>
-          </w:tcPr>
-          <w:p>
-            <w:pPr>
-              <w:jc w:val="center"/>
-              <w:rPr>
-                <w:rFonts w:cs="David"/>
-                <w:b/>
-                <w:bCs/>
-                <w:color w:val="002060"/>
-                <w:sz w:val="40"/>
-                <w:szCs w:val="40"/>
-                <w:rtl/>
-              </w:rPr>
-            </w:pPr>
-            <w:r>
-              <w:rPr>
-                <w:rFonts w:cs="David" w:hint="cs"/>
-                <w:b/>
-                <w:bCs/>
-                <w:color w:val="002060"/>
-                <w:sz w:val="40"/>
-                <w:szCs w:val="40"/>
-                <w:rtl/>
-              </w:rPr>
-              <w:t>שם מלא של מאשר ההצעה</w:t>
-            </w:r>
-          </w:p>
-        </w:tc>
-        <w:tc>
-          <w:tcPr>
-            <w:tcW w:w="3561" w:type="dxa"/>
-            <w:vAlign w:val="center"/>
-          </w:tcPr>
-          <w:p>
-            <w:pPr>
-              <w:jc w:val="center"/>
-              <w:rPr>
-                <w:rFonts w:cs="David"/>
-                <w:b/>
-                <w:bCs/>
-                <w:color w:val="002060"/>
-                <w:sz w:val="40"/>
-                <w:szCs w:val="40"/>
-                <w:rtl/>
-              </w:rPr>
-            </w:pPr>
-            <w:r>
-              <w:rPr>
-                <w:rFonts w:cs="David" w:hint="cs"/>
-                <w:b/>
-                <w:bCs/>
-                <w:color w:val="002060"/>
-                <w:sz w:val="40"/>
-                <w:szCs w:val="40"/>
-                <w:rtl/>
-              </w:rPr>
-              <w:t>חתימה</w:t>
-            </w:r>
-          </w:p>
-        </w:tc>
-        <w:tc>
-          <w:tcPr>
-            <w:tcW w:w="3561" w:type="dxa"/>
-            <w:vAlign w:val="center"/>
-          </w:tcPr>
-          <w:p>
-            <w:pPr>
-              <w:jc w:val="center"/>
-              <w:rPr>
-                <w:rFonts w:cs="David"/>
-                <w:b/>
-                <w:bCs/>
-                <w:color w:val="002060"/>
-                <w:sz w:val="40"/>
-                <w:szCs w:val="40"/>
-                <w:rtl/>
-              </w:rPr>
-            </w:pPr>
-            <w:r>
-              <w:rPr>
-                <w:rFonts w:cs="David" w:hint="cs"/>
-                <w:b/>
-                <w:bCs/>
-                <w:color w:val="002060"/>
-                <w:sz w:val="40"/>
-                <w:szCs w:val="40"/>
-                <w:rtl/>
-              </w:rPr>
-              <w:t>חותמת</w:t>
-            </w:r>
-          </w:p>
-        </w:tc>
-      </w:tr>
-      <w:tr>
-        <w:trPr>
-          <w:trHeight w:val="907"/>
-        </w:trPr>
-        <w:tc>
-          <w:tcPr>
-            <w:tcW w:w="3560" w:type="dxa"/>
-          </w:tcPr>
-          <w:p>
-            <w:pPr>
-              <w:jc w:val="both"/>
-              <w:rPr>
-                <w:rFonts w:cs="David"/>
-                <w:b/>
-                <w:bCs/>
-                <w:u w:val="single"/>
-                <w:rtl/>
-              </w:rPr>
-            </w:pPr>
-          </w:p>
-        </w:tc>
-        <w:tc>
-          <w:tcPr>
-            <w:tcW w:w="3561" w:type="dxa"/>
-          </w:tcPr>
-          <w:p>
-            <w:pPr>
-              <w:jc w:val="both"/>
-              <w:rPr>
-                <w:rFonts w:cs="David"/>
-                <w:b/>
-                <w:bCs/>
-                <w:u w:val="single"/>
-                <w:rtl/>
-              </w:rPr>
-            </w:pPr>
-          </w:p>
-        </w:tc>
-        <w:tc>
-          <w:tcPr>
-            <w:tcW w:w="3561" w:type="dxa"/>
-          </w:tcPr>
-          <w:p>
-            <w:pPr>
-              <w:jc w:val="both"/>
-              <w:rPr>
-                <w:rFonts w:cs="David"/>
-                <w:b/>
-                <w:bCs/>
-                <w:u w:val="single"/>
-                <w:rtl/>
-              </w:rPr>
-            </w:pPr>
-          </w:p>
-        </w:tc>
-      </w:tr>
-    </w:tbl>
-    <w:p>
-      <w:pPr>
         <w:ind w:left="720"/>
         <w:jc w:val="both"/>
         <w:rPr>
@@ -5547,437 +5330,16 @@
     </w:p>
     <w:p>
       <w:pPr>
-        <w:ind w:left="360"/>
         <w:jc w:val="center"/>
-        <w:rPr>
-          <w:rFonts w:cs="David"/>
-          <w:sz w:val="28"/>
-          <w:szCs w:val="28"/>
-          <w:rtl/>
-        </w:rPr>
-      </w:pPr>
-      <w:r>
-        <w:rPr>
-          <w:rFonts w:cs="David" w:hint="cs"/>
-          <w:sz w:val="28"/>
-          <w:szCs w:val="28"/>
-          <w:rtl/>
-        </w:rPr>
-        <w:t xml:space="preserve">              </w:t>
-      </w:r>
-    </w:p>
-    <w:p>
-      <w:pPr>
-        <w:ind w:left="360"/>
-        <w:jc w:val="center"/>
-        <w:rPr>
-          <w:rFonts w:cs="David"/>
-          <w:sz w:val="28"/>
-          <w:szCs w:val="28"/>
-          <w:rtl/>
-        </w:rPr>
-      </w:pPr>
-    </w:p>
-    <w:p>
-      <w:pPr>
-        <w:ind w:left="360"/>
-        <w:jc w:val="center"/>
-        <w:rPr>
-          <w:rFonts w:cs="David"/>
-          <w:sz w:val="28"/>
-          <w:szCs w:val="28"/>
-          <w:rtl/>
-        </w:rPr>
-      </w:pPr>
-    </w:p>
-    <w:p>
-      <w:pPr>
-        <w:jc w:val="center"/>
-        <w:rPr>
-          <w:rFonts w:cs="David"/>
-          <w:b/>
-          <w:bCs/>
-          <w:sz w:val="28"/>
-          <w:szCs w:val="28"/>
-          <w:u w:val="single"/>
-          <w:rtl/>
-        </w:rPr>
-      </w:pPr>
-    </w:p>
-    <w:p>
-      <w:pPr>
-        <w:jc w:val="center"/>
-        <w:rPr>
-          <w:rFonts w:cs="David"/>
-          <w:b/>
-          <w:bCs/>
-          <w:sz w:val="28"/>
-          <w:szCs w:val="28"/>
-          <w:u w:val="single"/>
-          <w:rtl/>
-        </w:rPr>
-      </w:pPr>
-    </w:p>
-    <w:p>
-      <w:pPr>
-        <w:tabs>
-          <w:tab w:val="left" w:pos="4229"/>
-        </w:tabs>
-        <w:jc w:val="center"/>
-        <w:rPr>
-          <w:rFonts w:cs="David"/>
-          <w:b/>
-          <w:bCs/>
-          <w:sz w:val="28"/>
-          <w:szCs w:val="28"/>
-          <w:u w:val="single"/>
-          <w:rtl/>
-        </w:rPr>
-      </w:pPr>
-    </w:p>
-    <w:p>
-      <w:pPr>
-        <w:tabs>
-          <w:tab w:val="left" w:pos="4229"/>
-        </w:tabs>
-        <w:jc w:val="center"/>
-        <w:rPr>
-          <w:rFonts w:cs="David"/>
-          <w:b/>
-          <w:bCs/>
-          <w:sz w:val="28"/>
-          <w:szCs w:val="28"/>
-          <w:u w:val="single"/>
-          <w:rtl/>
-        </w:rPr>
-      </w:pPr>
-    </w:p>
-    <w:p>
-      <w:pPr>
-        <w:jc w:val="center"/>
-        <w:rPr>
-          <w:rFonts w:cs="David"/>
-          <w:b/>
-          <w:bCs/>
-          <w:sz w:val="28"/>
-          <w:szCs w:val="28"/>
-          <w:u w:val="single"/>
-          <w:rtl/>
-        </w:rPr>
-      </w:pPr>
-    </w:p>
-    <w:p>
-      <w:pPr>
-        <w:jc w:val="center"/>
-        <w:rPr>
-          <w:rFonts w:cs="David"/>
-          <w:b/>
-          <w:bCs/>
-          <w:sz w:val="28"/>
-          <w:szCs w:val="28"/>
-          <w:u w:val="single"/>
-          <w:rtl/>
-        </w:rPr>
-      </w:pPr>
-    </w:p>
-    <w:p>
-      <w:pPr>
-        <w:jc w:val="center"/>
-        <w:rPr>
-          <w:rFonts w:cs="David"/>
-          <w:b/>
-          <w:bCs/>
-          <w:sz w:val="28"/>
-          <w:szCs w:val="28"/>
-          <w:u w:val="single"/>
-        </w:rPr>
-      </w:pPr>
-      <w:r>
-        <w:rPr>
-          <w:rFonts w:cs="David"/>
-          <w:b/>
-          <w:bCs/>
-          <w:sz w:val="28"/>
-          <w:szCs w:val="28"/>
-          <w:u w:val="single"/>
-          <w:rtl/>
-        </w:rPr>
-        <w:t xml:space="preserve">נספח א': תעודות </w:t>
-      </w:r>
-      <w:r>
-        <w:rPr>
-          <w:rFonts w:cs="David"/>
-          <w:b/>
-          <w:bCs/>
-          <w:sz w:val="28"/>
-          <w:szCs w:val="28"/>
-          <w:u w:val="single"/>
-        </w:rPr>
-        <w:t>ISO</w:t>
-      </w:r>
-    </w:p>
-    <w:p>
-      <w:pPr>
-        <w:jc w:val="center"/>
-        <w:rPr>
-          <w:noProof/>
-        </w:rPr>
-      </w:pPr>
-      <w:r>
-        <w:rPr>
-          <w:noProof/>
-        </w:rPr>
-        <w:pict>
-          <v:shape id="_x0000_i1031" type="#_x0000_t75" style="width:416.95pt;height:299.25pt;visibility:visible">
-            <v:imagedata r:id="rId17" o:title=""/>
-          </v:shape>
-        </w:pict>
-      </w:r>
-    </w:p>
-    <w:p>
-      <w:pPr>
-        <w:jc w:val="center"/>
-        <w:rPr>
-          <w:rFonts w:cs="David"/>
-          <w:b/>
-          <w:bCs/>
-          <w:sz w:val="28"/>
-          <w:szCs w:val="28"/>
-          <w:u w:val="single"/>
-        </w:rPr>
-      </w:pPr>
-    </w:p>
-    <w:p>
-      <w:pPr>
-        <w:jc w:val="center"/>
-        <w:rPr>
-          <w:rFonts w:eastAsia="SimSun"/>
-          <w:sz w:val="22"/>
-          <w:szCs w:val="22"/>
-          <w:rtl/>
-          <w:lang w:eastAsia="en-US"/>
-        </w:rPr>
-      </w:pPr>
-      <w:r>
-        <w:rPr>
-          <w:noProof/>
-        </w:rPr>
-        <w:pict>
-          <v:shape id="_x0000_i1032" type="#_x0000_t75" style="width:416.95pt;height:296.75pt;visibility:visible">
-            <v:imagedata r:id="rId18" o:title=""/>
-          </v:shape>
-        </w:pict>
-      </w:r>
-    </w:p>
-    <w:p>
-      <w:pPr>
-        <w:jc w:val="center"/>
-        <w:rPr>
-          <w:rFonts w:eastAsia="SimSun" w:hint="cs"/>
-          <w:sz w:val="22"/>
-          <w:szCs w:val="22"/>
-          <w:rtl/>
-          <w:lang w:eastAsia="en-US"/>
-        </w:rPr>
-      </w:pPr>
-    </w:p>
-    <w:p>
-      <w:pPr>
-        <w:rPr>
-          <w:rFonts w:eastAsia="SimSun" w:hint="cs"/>
-          <w:sz w:val="22"/>
-          <w:szCs w:val="22"/>
-          <w:rtl/>
-          <w:lang w:eastAsia="en-US"/>
-        </w:rPr>
-      </w:pPr>
-    </w:p>
-    <w:p>
-      <w:pPr>
-        <w:jc w:val="center"/>
-        <w:rPr>
-          <w:rFonts w:eastAsia="SimSun" w:hint="cs"/>
-          <w:sz w:val="22"/>
-          <w:szCs w:val="22"/>
-          <w:rtl/>
-          <w:lang w:eastAsia="en-US"/>
-        </w:rPr>
-      </w:pPr>
-      <w:r>
-        <w:rPr>
-          <w:noProof/>
-        </w:rPr>
-        <w:pict>
-          <v:shape id="_x0000_i1033" type="#_x0000_t75" style="width:423.25pt;height:644.25pt;visibility:visible">
-            <v:imagedata r:id="rId19" o:title=""/>
-          </v:shape>
-        </w:pict>
-      </w:r>
-    </w:p>
-    <w:p>
-      <w:pPr>
-        <w:tabs>
-          <w:tab w:val="left" w:pos="11633"/>
-        </w:tabs>
-        <w:rPr>
-          <w:rFonts w:eastAsia="SimSun" w:hint="cs"/>
-          <w:sz w:val="22"/>
-          <w:szCs w:val="22"/>
-          <w:rtl/>
-          <w:lang w:eastAsia="en-US"/>
-        </w:rPr>
-      </w:pPr>
-    </w:p>
-    <w:p>
-      <w:pPr>
-        <w:jc w:val="center"/>
-        <w:rPr>
-          <w:rFonts w:eastAsia="SimSun" w:hint="cs"/>
-          <w:sz w:val="22"/>
-          <w:szCs w:val="22"/>
-          <w:rtl/>
-          <w:lang w:eastAsia="en-US"/>
-        </w:rPr>
-      </w:pPr>
-    </w:p>
-    <w:p>
-      <w:pPr>
-        <w:ind w:firstLine="118"/>
-        <w:jc w:val="center"/>
-        <w:rPr>
-          <w:rFonts w:hint="cs"/>
-          <w:noProof/>
-          <w:rtl/>
-        </w:rPr>
-      </w:pPr>
-      <w:r>
-        <w:rPr>
-          <w:noProof/>
-        </w:rPr>
-        <w:pict>
-          <v:shape id="_x0000_i1034" type="#_x0000_t75" style="width:418.25pt;height:299.25pt;visibility:visible">
-            <v:imagedata r:id="rId20" o:title=""/>
-          </v:shape>
-        </w:pict>
-      </w:r>
-    </w:p>
-    <w:p>
-      <w:pPr>
-        <w:jc w:val="center"/>
-        <w:rPr>
-          <w:rFonts w:hint="cs"/>
-          <w:noProof/>
-          <w:rtl/>
-        </w:rPr>
-      </w:pPr>
-    </w:p>
-    <w:p>
-      <w:pPr>
-        <w:jc w:val="center"/>
-        <w:rPr>
-          <w:rFonts w:cs="David" w:hint="cs"/>
-          <w:b/>
-          <w:bCs/>
-          <w:sz w:val="36"/>
-          <w:szCs w:val="36"/>
-          <w:u w:val="single"/>
-          <w:rtl/>
-        </w:rPr>
-      </w:pPr>
-      <w:r>
-        <w:rPr>
-          <w:noProof/>
-        </w:rPr>
-        <w:pict>
-          <v:shape id="_x0000_i1035" type="#_x0000_t75" style="width:424.5pt;height:304.3pt;visibility:visible">
-            <v:imagedata r:id="rId21" o:title=""/>
-          </v:shape>
-        </w:pict>
-      </w:r>
-    </w:p>
-    <w:p>
-      <w:pPr>
-        <w:jc w:val="center"/>
-        <w:rPr>
-          <w:noProof/>
-          <w:rtl/>
-          <w:lang w:eastAsia="en-US"/>
-        </w:rPr>
-      </w:pPr>
-    </w:p>
-    <w:p>
-      <w:pPr>
-        <w:jc w:val="center"/>
-        <w:rPr>
-          <w:rFonts w:hint="cs"/>
-          <w:noProof/>
-          <w:rtl/>
-          <w:lang w:eastAsia="en-US"/>
-        </w:rPr>
-      </w:pPr>
-    </w:p>
-    <w:p>
-      <w:pPr>
-        <w:jc w:val="center"/>
-        <w:rPr>
-          <w:rFonts w:hint="cs"/>
-          <w:noProof/>
-          <w:rtl/>
-          <w:lang w:eastAsia="en-US"/>
-        </w:rPr>
-      </w:pPr>
-    </w:p>
-    <w:p>
-      <w:pPr>
-        <w:jc w:val="center"/>
-        <w:rPr>
-          <w:rFonts w:hint="cs"/>
-          <w:noProof/>
-          <w:rtl/>
-          <w:lang w:eastAsia="en-US"/>
-        </w:rPr>
-      </w:pPr>
-    </w:p>
-    <w:p>
-      <w:pPr>
-        <w:jc w:val="center"/>
-        <w:rPr>
-          <w:rFonts w:cs="David" w:hint="cs"/>
-          <w:b/>
-          <w:bCs/>
-          <w:sz w:val="36"/>
-          <w:szCs w:val="36"/>
-          <w:u w:val="single"/>
-          <w:rtl/>
-        </w:rPr>
-      </w:pPr>
-      <w:r>
-        <w:rPr>
-          <w:noProof/>
-        </w:rPr>
-        <w:pict>
-          <v:shape id="_x0000_i1036" type="#_x0000_t75" style="width:428.25pt;height:643.6pt;visibility:visible">
-            <v:imagedata r:id="rId22" o:title=""/>
-          </v:shape>
-        </w:pict>
-      </w:r>
-    </w:p>
-    <w:p>
-      <w:pPr>
-        <w:tabs>
-          <w:tab w:val="left" w:pos="4229"/>
-        </w:tabs>
-        <w:jc w:val="center"/>
-        <w:rPr>
-          <w:rFonts w:cs="David"/>
-          <w:b/>
-          <w:bCs/>
-          <w:sz w:val="28"/>
-          <w:szCs w:val="28"/>
-          <w:u w:val="single"/>
-          <w:rtl/>
-        </w:rPr>
-      </w:pPr>
+      </w:pPr>
+      <w:r>
+        <w:rPr>
+          <w:color w:val="FFFFFF"/>
+          <w:sz w:val="10"/>
+          <w:szCs w:val="10"/>
+        </w:rPr>
+        <w:t xml:space="preserve">SIGNATUREHERE</w:t>
+      </w:r>
     </w:p>
     <w:sectPr>
       <w:headerReference w:type="default" r:id="rId23"/>

--- a/apps/api/templates/קרינה-הצעת-מחיר-למיגון-קרינת-רנטגן.docx
+++ b/apps/api/templates/קרינה-הצעת-מחיר-למיגון-קרינת-רנטגן.docx
@@ -2232,7 +2232,8 @@
     <w:tbl>
       <w:tblPr>
         <w:bidiVisual/>
-        <w:tblW w:w="0" w:type="auto"/>
+        <w:tblW w:w="10466" w:type="dxa"/>
+        <w:tblLayout w:type="fixed"/>
         <w:tblBorders>
           <w:top w:val="single" w:sz="4" w:space="0" w:color="auto"/>
           <w:left w:val="single" w:sz="4" w:space="0" w:color="auto"/>
@@ -2244,867 +2245,25 @@
         <w:tblLook w:val="04A0" w:firstRow="1" w:lastRow="0" w:firstColumn="1" w:lastColumn="0" w:noHBand="0" w:noVBand="1"/>
       </w:tblPr>
       <w:tblGrid>
-        <w:gridCol w:w="911"/>
-        <w:gridCol w:w="911"/>
-        <w:gridCol w:w="3142"/>
-        <w:gridCol w:w="851"/>
-        <w:gridCol w:w="1177"/>
-        <w:gridCol w:w="1073"/>
-        <w:gridCol w:w="1764"/>
+        <w:gridCol w:w="700"/>
+        <w:gridCol w:w="900"/>
+        <w:gridCol w:w="2900"/>
+        <w:gridCol w:w="900"/>
+        <w:gridCol w:w="1400"/>
+        <w:gridCol w:w="1400"/>
+        <w:gridCol w:w="2266"/>
       </w:tblGrid>
       <w:tr>
         <w:tc>
           <w:tcPr>
-            <w:tcW w:w="911" w:type="dxa"/>
-          </w:tcPr>
-          <w:p>
-            <w:pPr>
-              <w:rPr>
-                <w:rFonts w:cs="David" w:hint="cs"/>
-                <w:b/>
-                <w:bCs/>
-                <w:sz w:val="28"/>
-                <w:szCs w:val="28"/>
-                <w:rtl/>
-              </w:rPr>
-            </w:pPr>
-            <w:r>
-              <w:rPr>
-                <w:rFonts w:cs="David" w:hint="cs"/>
-                <w:b/>
-                <w:bCs/>
-                <w:sz w:val="28"/>
-                <w:szCs w:val="28"/>
-                <w:rtl/>
-              </w:rPr>
-              <w:t>שורה</w:t>
-            </w:r>
-          </w:p>
-        </w:tc>
-        <w:tc>
-          <w:tcPr>
-            <w:tcW w:w="911" w:type="dxa"/>
-          </w:tcPr>
-          <w:p>
-            <w:pPr>
-              <w:rPr>
-                <w:rFonts w:cs="David" w:hint="cs"/>
-                <w:b/>
-                <w:bCs/>
-                <w:sz w:val="28"/>
-                <w:szCs w:val="28"/>
-                <w:rtl/>
-              </w:rPr>
-            </w:pPr>
-            <w:r>
-              <w:rPr>
-                <w:rFonts w:cs="David" w:hint="cs"/>
-                <w:b/>
-                <w:bCs/>
-                <w:sz w:val="28"/>
-                <w:szCs w:val="28"/>
-                <w:rtl/>
-              </w:rPr>
-              <w:t xml:space="preserve">מק"ט </w:t>
-            </w:r>
-          </w:p>
-        </w:tc>
-        <w:tc>
-          <w:tcPr>
-            <w:tcW w:w="3142" w:type="dxa"/>
-          </w:tcPr>
-          <w:p>
-            <w:pPr>
-              <w:rPr>
-                <w:rFonts w:cs="David" w:hint="cs"/>
-                <w:b/>
-                <w:bCs/>
-                <w:sz w:val="28"/>
-                <w:szCs w:val="28"/>
-                <w:rtl/>
-              </w:rPr>
-            </w:pPr>
-            <w:r>
-              <w:rPr>
-                <w:rFonts w:cs="David" w:hint="cs"/>
-                <w:b/>
-                <w:bCs/>
-                <w:sz w:val="28"/>
-                <w:szCs w:val="28"/>
-                <w:rtl/>
-              </w:rPr>
-              <w:t>תיאור המוצר</w:t>
-            </w:r>
-          </w:p>
-        </w:tc>
-        <w:tc>
-          <w:tcPr>
-            <w:tcW w:w="851" w:type="dxa"/>
-          </w:tcPr>
-          <w:p>
-            <w:pPr>
-              <w:rPr>
-                <w:rFonts w:cs="David" w:hint="cs"/>
-                <w:b/>
-                <w:bCs/>
-                <w:sz w:val="28"/>
-                <w:szCs w:val="28"/>
-                <w:rtl/>
-              </w:rPr>
-            </w:pPr>
-            <w:r>
-              <w:rPr>
-                <w:rFonts w:cs="David" w:hint="cs"/>
-                <w:b/>
-                <w:bCs/>
-                <w:sz w:val="28"/>
-                <w:szCs w:val="28"/>
-                <w:rtl/>
-              </w:rPr>
-              <w:t>כמות</w:t>
-            </w:r>
-          </w:p>
-        </w:tc>
-        <w:tc>
-          <w:tcPr>
-            <w:tcW w:w="1177" w:type="dxa"/>
-          </w:tcPr>
-          <w:p>
-            <w:pPr>
-              <w:rPr>
-                <w:rFonts w:cs="David" w:hint="cs"/>
-                <w:b/>
-                <w:bCs/>
-                <w:sz w:val="28"/>
-                <w:szCs w:val="28"/>
-                <w:rtl/>
-              </w:rPr>
-            </w:pPr>
-            <w:r>
-              <w:rPr>
-                <w:rFonts w:cs="David" w:hint="cs"/>
-                <w:b/>
-                <w:bCs/>
-                <w:sz w:val="28"/>
-                <w:szCs w:val="28"/>
-                <w:rtl/>
-              </w:rPr>
-              <w:t>מחיר ליחידה</w:t>
-            </w:r>
-          </w:p>
-        </w:tc>
-        <w:tc>
-          <w:tcPr>
-            <w:tcW w:w="1073" w:type="dxa"/>
-          </w:tcPr>
-          <w:p>
-            <w:pPr>
-              <w:rPr>
-                <w:rFonts w:cs="David" w:hint="cs"/>
-                <w:b/>
-                <w:bCs/>
-                <w:sz w:val="28"/>
-                <w:szCs w:val="28"/>
-                <w:rtl/>
-              </w:rPr>
-            </w:pPr>
-            <w:r>
-              <w:rPr>
-                <w:rFonts w:cs="David" w:hint="cs"/>
-                <w:b/>
-                <w:bCs/>
-                <w:sz w:val="28"/>
-                <w:szCs w:val="28"/>
-                <w:rtl/>
-              </w:rPr>
-              <w:t xml:space="preserve">% הנחה לשורה </w:t>
-            </w:r>
-          </w:p>
-        </w:tc>
-        <w:tc>
-          <w:tcPr>
-            <w:tcW w:w="1764" w:type="dxa"/>
-          </w:tcPr>
-          <w:p>
-            <w:pPr>
-              <w:rPr>
-                <w:rFonts w:cs="David" w:hint="cs"/>
-                <w:b/>
-                <w:bCs/>
-                <w:sz w:val="28"/>
-                <w:szCs w:val="28"/>
-                <w:rtl/>
-              </w:rPr>
-            </w:pPr>
-            <w:r>
-              <w:rPr>
-                <w:rFonts w:cs="David" w:hint="cs"/>
-                <w:b/>
-                <w:bCs/>
-                <w:sz w:val="28"/>
-                <w:szCs w:val="28"/>
-                <w:rtl/>
-              </w:rPr>
-              <w:t>סה"כ ₪</w:t>
-            </w:r>
-          </w:p>
-          <w:p>
-            <w:pPr>
-              <w:rPr>
-                <w:rFonts w:cs="David" w:hint="cs"/>
-                <w:b/>
-                <w:bCs/>
-                <w:sz w:val="28"/>
-                <w:szCs w:val="28"/>
-                <w:rtl/>
-              </w:rPr>
-            </w:pPr>
-          </w:p>
-        </w:tc>
-      </w:tr>
-      <w:tr>
-        <w:tc>
-          <w:tcPr>
-            <w:tcW w:w="911" w:type="dxa"/>
-          </w:tcPr>
-          <w:p>
-            <w:pPr>
-              <w:rPr>
-                <w:rFonts w:cs="David" w:hint="cs"/>
-                <w:b/>
-                <w:bCs/>
-                <w:sz w:val="28"/>
-                <w:szCs w:val="28"/>
-                <w:rtl/>
-              </w:rPr>
-            </w:pPr>
-            <w:r>
-              <w:rPr>
-                <w:rFonts w:cs="David" w:hint="cs"/>
-                <w:b/>
-                <w:bCs/>
-                <w:sz w:val="28"/>
-                <w:szCs w:val="28"/>
-                <w:rtl/>
-              </w:rPr>
-              <w:t xml:space="preserve">{#items}{lineNumber}</w:t>
-            </w:r>
-          </w:p>
-        </w:tc>
-        <w:tc>
-          <w:tcPr>
-            <w:tcW w:w="911" w:type="dxa"/>
-          </w:tcPr>
-          <w:p>
-            <w:pPr>
-              <w:rPr>
-                <w:rFonts w:cs="David" w:hint="cs"/>
-                <w:b/>
-                <w:bCs/>
-                <w:sz w:val="28"/>
-                <w:szCs w:val="28"/>
-                <w:rtl/>
-              </w:rPr>
-            </w:pPr>
-            <w:r>
-              <w:rPr>
-                <w:rFonts w:cs="David" w:hint="cs"/>
-                <w:b/>
-                <w:bCs/>
-                <w:sz w:val="28"/>
-                <w:szCs w:val="28"/>
-                <w:rtl/>
-              </w:rPr>
-              <w:t xml:space="preserve">{itemCode}</w:t>
-            </w:r>
-          </w:p>
-        </w:tc>
-        <w:tc>
-          <w:tcPr>
-            <w:tcW w:w="3142" w:type="dxa"/>
-          </w:tcPr>
-          <w:p>
-            <w:pPr>
-              <w:rPr>
-                <w:rFonts w:cs="David" w:hint="cs"/>
-                <w:b/>
-                <w:bCs/>
-                <w:sz w:val="28"/>
-                <w:szCs w:val="28"/>
-                <w:rtl/>
-              </w:rPr>
-            </w:pPr>
-            <w:r>
-              <w:rPr>
-                <w:rFonts w:cs="David" w:hint="cs"/>
-                <w:b/>
-                <w:bCs/>
-                <w:sz w:val="28"/>
-                <w:szCs w:val="28"/>
-                <w:rtl/>
-              </w:rPr>
-              <w:t xml:space="preserve">{description}</w:t>
-            </w:r>
-          </w:p>
-        </w:tc>
-        <w:tc>
-          <w:tcPr>
-            <w:tcW w:w="851" w:type="dxa"/>
-          </w:tcPr>
-          <w:p>
-            <w:pPr>
-              <w:rPr>
-                <w:rFonts w:cs="David" w:hint="cs"/>
-                <w:b/>
-                <w:bCs/>
-                <w:sz w:val="28"/>
-                <w:szCs w:val="28"/>
-                <w:rtl/>
-              </w:rPr>
-            </w:pPr>
-            <w:r>
-              <w:rPr>
-                <w:rFonts w:cs="David" w:hint="cs"/>
-                <w:b/>
-                <w:bCs/>
-                <w:sz w:val="28"/>
-                <w:szCs w:val="28"/>
-                <w:rtl/>
-              </w:rPr>
-              <w:t xml:space="preserve">{quantity}</w:t>
-            </w:r>
-          </w:p>
-        </w:tc>
-        <w:tc>
-          <w:tcPr>
-            <w:tcW w:w="1177" w:type="dxa"/>
-          </w:tcPr>
-          <w:p>
-            <w:pPr>
-              <w:rPr>
-                <w:rFonts w:cs="David" w:hint="cs"/>
-                <w:b/>
-                <w:bCs/>
-                <w:sz w:val="28"/>
-                <w:szCs w:val="28"/>
-                <w:rtl/>
-              </w:rPr>
-            </w:pPr>
-            <w:r>
-              <w:rPr>
-                <w:rFonts w:cs="David" w:hint="cs"/>
-                <w:b/>
-                <w:bCs/>
-                <w:sz w:val="28"/>
-                <w:szCs w:val="28"/>
-                <w:rtl/>
-              </w:rPr>
-              <w:t xml:space="preserve">{unitPrice}</w:t>
-            </w:r>
-          </w:p>
-        </w:tc>
-        <w:tc>
-          <w:tcPr>
-            <w:tcW w:w="1073" w:type="dxa"/>
-          </w:tcPr>
-          <w:p>
-            <w:pPr>
-              <w:rPr>
-                <w:rFonts w:cs="David" w:hint="cs"/>
-                <w:b/>
-                <w:bCs/>
-                <w:sz w:val="28"/>
-                <w:szCs w:val="28"/>
-                <w:rtl/>
-              </w:rPr>
-            </w:pPr>
-            <w:r>
-              <w:rPr>
-                <w:rFonts w:cs="David" w:hint="cs"/>
-                <w:b/>
-                <w:bCs/>
-                <w:sz w:val="28"/>
-                <w:szCs w:val="28"/>
-                <w:rtl/>
-              </w:rPr>
-              <w:t xml:space="preserve">{lineDiscountPercent}</w:t>
-            </w:r>
-          </w:p>
-        </w:tc>
-        <w:tc>
-          <w:tcPr>
-            <w:tcW w:w="1764" w:type="dxa"/>
-          </w:tcPr>
-          <w:p>
-            <w:pPr>
-              <w:rPr>
-                <w:rFonts w:cs="David" w:hint="cs"/>
-                <w:b/>
-                <w:bCs/>
-                <w:sz w:val="28"/>
-                <w:szCs w:val="28"/>
-                <w:rtl/>
-              </w:rPr>
-            </w:pPr>
-            <w:r>
-              <w:rPr>
-                <w:rFonts w:cs="David" w:hint="cs"/>
-                <w:b/>
-                <w:bCs/>
-                <w:sz w:val="28"/>
-                <w:szCs w:val="28"/>
-                <w:rtl/>
-              </w:rPr>
-              <w:t xml:space="preserve">{lineTotal}{/items}</w:t>
-            </w:r>
-          </w:p>
-        </w:tc>
-      </w:tr>
-    </w:tbl>
-    <w:p>
-      <w:pPr>
-        <w:rPr>
-          <w:vanish/>
-        </w:rPr>
-      </w:pPr>
-    </w:p>
-    <w:tbl>
-      <w:tblPr>
-        <w:tblpPr w:leftFromText="180" w:rightFromText="180" w:vertAnchor="text" w:horzAnchor="page" w:tblpX="1340" w:tblpY="199"/>
-        <w:bidiVisual/>
-        <w:tblW w:w="0" w:type="auto"/>
-        <w:tblBorders>
-          <w:top w:val="single" w:sz="4" w:space="0" w:color="auto"/>
-          <w:left w:val="single" w:sz="4" w:space="0" w:color="auto"/>
-          <w:bottom w:val="single" w:sz="4" w:space="0" w:color="auto"/>
-          <w:right w:val="single" w:sz="4" w:space="0" w:color="auto"/>
-          <w:insideH w:val="single" w:sz="4" w:space="0" w:color="auto"/>
-          <w:insideV w:val="single" w:sz="4" w:space="0" w:color="auto"/>
-        </w:tblBorders>
-        <w:tblLook w:val="04A0" w:firstRow="1" w:lastRow="0" w:firstColumn="1" w:lastColumn="0" w:noHBand="0" w:noVBand="1"/>
-      </w:tblPr>
-      <w:tblGrid>
-        <w:gridCol w:w="1764"/>
-        <w:gridCol w:w="1764"/>
-      </w:tblGrid>
-      <w:tr>
-        <w:tc>
-          <w:tcPr>
-            <w:tcW w:w="1764" w:type="dxa"/>
-          </w:tcPr>
-          <w:p>
-            <w:pPr>
-              <w:rPr>
-                <w:rFonts w:cs="David" w:hint="cs"/>
-                <w:b/>
-                <w:bCs/>
-                <w:sz w:val="28"/>
-                <w:szCs w:val="28"/>
-                <w:rtl/>
-              </w:rPr>
-            </w:pPr>
-            <w:r>
-              <w:rPr>
-                <w:rFonts w:cs="David" w:hint="cs"/>
-                <w:b/>
-                <w:bCs/>
-                <w:sz w:val="28"/>
-                <w:szCs w:val="28"/>
-                <w:rtl/>
-              </w:rPr>
-              <w:t>% הנחה</w:t>
-            </w:r>
-            <w:r>
-              <w:rPr>
-                <w:rFonts w:cs="David"/>
-                <w:b/>
-                <w:bCs/>
-                <w:sz w:val="28"/>
-                <w:szCs w:val="28"/>
-                <w:rtl/>
-              </w:rPr>
-              <w:br/>
-            </w:r>
-          </w:p>
-        </w:tc>
-        <w:tc>
-          <w:tcPr>
-            <w:tcW w:w="1764" w:type="dxa"/>
-          </w:tcPr>
-          <w:p>
-            <w:pPr>
-              <w:rPr>
-                <w:rFonts w:cs="David" w:hint="cs"/>
-                <w:b/>
-                <w:bCs/>
-                <w:sz w:val="28"/>
-                <w:szCs w:val="28"/>
-                <w:rtl/>
-              </w:rPr>
-            </w:pPr>
-            <w:r>
-              <w:rPr>
-                <w:rFonts w:cs="David" w:hint="cs"/>
-                <w:b/>
-                <w:bCs/>
-                <w:sz w:val="28"/>
-                <w:szCs w:val="28"/>
-                <w:rtl/>
-              </w:rPr>
-              <w:t xml:space="preserve">{discountPercent}</w:t>
-            </w:r>
-          </w:p>
-        </w:tc>
-      </w:tr>
-      <w:tr>
-        <w:tc>
-          <w:tcPr>
-            <w:tcW w:w="1764" w:type="dxa"/>
-          </w:tcPr>
-          <w:p>
-            <w:pPr>
-              <w:rPr>
-                <w:rFonts w:cs="David" w:hint="cs"/>
-                <w:b/>
-                <w:bCs/>
-                <w:sz w:val="28"/>
-                <w:szCs w:val="28"/>
-                <w:rtl/>
-              </w:rPr>
-            </w:pPr>
-            <w:r>
-              <w:rPr>
-                <w:rFonts w:cs="David" w:hint="cs"/>
-                <w:b/>
-                <w:bCs/>
-                <w:sz w:val="28"/>
-                <w:szCs w:val="28"/>
-                <w:rtl/>
-              </w:rPr>
-              <w:t>סה"כ לאחר הנחה</w:t>
-            </w:r>
-          </w:p>
-        </w:tc>
-        <w:tc>
-          <w:tcPr>
-            <w:tcW w:w="1764" w:type="dxa"/>
-          </w:tcPr>
-          <w:p>
-            <w:pPr>
-              <w:rPr>
-                <w:rFonts w:cs="David" w:hint="cs"/>
-                <w:b/>
-                <w:bCs/>
-                <w:sz w:val="28"/>
-                <w:szCs w:val="28"/>
-                <w:rtl/>
-              </w:rPr>
-            </w:pPr>
-            <w:r>
-              <w:rPr>
-                <w:rFonts w:cs="David" w:hint="cs"/>
-                <w:b/>
-                <w:bCs/>
-                <w:sz w:val="28"/>
-                <w:szCs w:val="28"/>
-                <w:rtl/>
-              </w:rPr>
-              <w:t xml:space="preserve">{subtotalAfterDiscount}</w:t>
-            </w:r>
-          </w:p>
-        </w:tc>
-      </w:tr>
-      <w:tr>
-        <w:tc>
-          <w:tcPr>
-            <w:tcW w:w="1764" w:type="dxa"/>
-          </w:tcPr>
-          <w:p>
-            <w:pPr>
-              <w:rPr>
-                <w:rFonts w:cs="David" w:hint="cs"/>
-                <w:b/>
-                <w:bCs/>
-                <w:sz w:val="28"/>
-                <w:szCs w:val="28"/>
-                <w:rtl/>
-              </w:rPr>
-            </w:pPr>
-            <w:r>
-              <w:rPr>
-                <w:rFonts w:cs="David" w:hint="cs"/>
-                <w:b/>
-                <w:bCs/>
-                <w:sz w:val="28"/>
-                <w:szCs w:val="28"/>
-                <w:rtl/>
-              </w:rPr>
-              <w:t>מע"מ 1</w:t>
-            </w:r>
-            <w:r>
-              <w:rPr>
-                <w:rFonts w:cs="David" w:hint="cs"/>
-                <w:b/>
-                <w:bCs/>
-                <w:sz w:val="28"/>
-                <w:szCs w:val="28"/>
-                <w:rtl/>
-              </w:rPr>
-              <w:t>8</w:t>
-            </w:r>
-            <w:r>
-              <w:rPr>
-                <w:rFonts w:cs="David" w:hint="cs"/>
-                <w:b/>
-                <w:bCs/>
-                <w:sz w:val="28"/>
-                <w:szCs w:val="28"/>
-                <w:rtl/>
-              </w:rPr>
-              <w:t>%</w:t>
-            </w:r>
-          </w:p>
-        </w:tc>
-        <w:tc>
-          <w:tcPr>
-            <w:tcW w:w="1764" w:type="dxa"/>
-          </w:tcPr>
-          <w:p>
-            <w:pPr>
-              <w:rPr>
-                <w:rFonts w:cs="David" w:hint="cs"/>
-                <w:b/>
-                <w:bCs/>
-                <w:sz w:val="28"/>
-                <w:szCs w:val="28"/>
-                <w:rtl/>
-              </w:rPr>
-            </w:pPr>
-            <w:r>
-              <w:rPr>
-                <w:rFonts w:cs="David" w:hint="cs"/>
-                <w:b/>
-                <w:bCs/>
-                <w:sz w:val="28"/>
-                <w:szCs w:val="28"/>
-                <w:rtl/>
-              </w:rPr>
-              <w:t xml:space="preserve">{vatAmount}</w:t>
-            </w:r>
-          </w:p>
-        </w:tc>
-      </w:tr>
-      <w:tr>
-        <w:tc>
-          <w:tcPr>
-            <w:tcW w:w="1764" w:type="dxa"/>
-          </w:tcPr>
-          <w:p>
-            <w:pPr>
-              <w:rPr>
-                <w:rFonts w:cs="David" w:hint="cs"/>
-                <w:b/>
-                <w:bCs/>
-                <w:sz w:val="28"/>
-                <w:szCs w:val="28"/>
-                <w:rtl/>
-              </w:rPr>
-            </w:pPr>
-            <w:r>
-              <w:rPr>
-                <w:rFonts w:cs="David" w:hint="cs"/>
-                <w:b/>
-                <w:bCs/>
-                <w:sz w:val="28"/>
-                <w:szCs w:val="28"/>
-                <w:rtl/>
-              </w:rPr>
-              <w:t xml:space="preserve">סה"כ לתשלום </w:t>
-            </w:r>
-          </w:p>
-        </w:tc>
-        <w:tc>
-          <w:tcPr>
-            <w:tcW w:w="1764" w:type="dxa"/>
-          </w:tcPr>
-          <w:p>
-            <w:pPr>
-              <w:rPr>
-                <w:rFonts w:cs="David" w:hint="cs"/>
-                <w:b/>
-                <w:bCs/>
-                <w:sz w:val="28"/>
-                <w:szCs w:val="28"/>
-                <w:rtl/>
-              </w:rPr>
-            </w:pPr>
-            <w:r>
-              <w:rPr>
-                <w:rFonts w:cs="David" w:hint="cs"/>
-                <w:b/>
-                <w:bCs/>
-                <w:sz w:val="28"/>
-                <w:szCs w:val="28"/>
-                <w:rtl/>
-              </w:rPr>
-              <w:t xml:space="preserve">{totalAmount}</w:t>
-            </w:r>
-          </w:p>
-        </w:tc>
-      </w:tr>
-    </w:tbl>
-    <w:p>
-      <w:pPr>
-        <w:rPr>
-          <w:vanish/>
-        </w:rPr>
-      </w:pPr>
-      <w:r>
-        <w:rPr>
-          <w:vanish/>
-        </w:rPr>
-        <w:t xml:space="preserve">{/hasDiscount}</w:t>
-      </w:r>
-    </w:p>
-    <w:p>
-      <w:pPr>
-        <w:rPr>
-          <w:rFonts w:cs="David"/>
-          <w:sz w:val="28"/>
-          <w:szCs w:val="28"/>
-          <w:rtl/>
-        </w:rPr>
-      </w:pPr>
-    </w:p>
-    <w:p>
-      <w:pPr>
-        <w:rPr>
-          <w:rFonts w:cs="David"/>
-          <w:sz w:val="28"/>
-          <w:szCs w:val="28"/>
-          <w:rtl/>
-        </w:rPr>
-      </w:pPr>
-    </w:p>
-    <w:p>
-      <w:pPr>
-        <w:rPr>
-          <w:rFonts w:cs="David"/>
-          <w:sz w:val="28"/>
-          <w:szCs w:val="28"/>
-          <w:rtl/>
-        </w:rPr>
-      </w:pPr>
-    </w:p>
-    <w:p>
-      <w:pPr>
-        <w:rPr>
-          <w:rFonts w:cs="David"/>
-          <w:sz w:val="28"/>
-          <w:szCs w:val="28"/>
-          <w:rtl/>
-        </w:rPr>
-      </w:pPr>
-    </w:p>
-    <w:p>
-      <w:pPr>
-        <w:rPr>
-          <w:rFonts w:cs="David"/>
-          <w:sz w:val="28"/>
-          <w:szCs w:val="28"/>
-          <w:rtl/>
-        </w:rPr>
-      </w:pPr>
-    </w:p>
-    <w:p>
-      <w:pPr>
-        <w:rPr>
-          <w:rFonts w:cs="David"/>
-          <w:sz w:val="28"/>
-          <w:szCs w:val="28"/>
-          <w:rtl/>
-        </w:rPr>
-      </w:pPr>
-    </w:p>
-    <w:p>
-      <w:pPr>
-        <w:rPr>
-          <w:rFonts w:cs="David"/>
-          <w:sz w:val="28"/>
-          <w:szCs w:val="28"/>
-          <w:rtl/>
-        </w:rPr>
-      </w:pPr>
-    </w:p>
-    <w:p>
-      <w:pPr>
-        <w:rPr>
-          <w:rFonts w:cs="David"/>
-          <w:sz w:val="28"/>
-          <w:szCs w:val="28"/>
-          <w:rtl/>
-        </w:rPr>
-      </w:pPr>
-    </w:p>
-    <w:p>
-      <w:pPr>
-        <w:rPr>
-          <w:rFonts w:cs="David"/>
-          <w:sz w:val="28"/>
-          <w:szCs w:val="28"/>
-          <w:rtl/>
-        </w:rPr>
-      </w:pPr>
-    </w:p>
-    <w:p>
-      <w:pPr>
-        <w:rPr>
-          <w:rFonts w:cs="David"/>
-          <w:sz w:val="28"/>
-          <w:szCs w:val="28"/>
-          <w:rtl/>
-        </w:rPr>
-      </w:pPr>
-    </w:p>
-    <w:p>
-      <w:pPr>
-        <w:rPr>
-          <w:vanish/>
-        </w:rPr>
-      </w:pPr>
-      <w:r>
-        <w:rPr>
-          <w:vanish/>
-        </w:rPr>
-        <w:t xml:space="preserve">{^hasDiscount}</w:t>
-      </w:r>
-    </w:p>
-    <w:tbl>
-      <w:tblPr>
-        <w:bidiVisual/>
-        <w:tblW w:w="0" w:type="auto"/>
-        <w:tblBorders>
-          <w:top w:val="single" w:sz="4" w:space="0" w:color="auto"/>
-          <w:left w:val="single" w:sz="4" w:space="0" w:color="auto"/>
-          <w:bottom w:val="single" w:sz="4" w:space="0" w:color="auto"/>
-          <w:right w:val="single" w:sz="4" w:space="0" w:color="auto"/>
-          <w:insideH w:val="single" w:sz="4" w:space="0" w:color="auto"/>
-          <w:insideV w:val="single" w:sz="4" w:space="0" w:color="auto"/>
-        </w:tblBorders>
-        <w:tblLook w:val="04A0" w:firstRow="1" w:lastRow="0" w:firstColumn="1" w:lastColumn="0" w:noHBand="0" w:noVBand="1"/>
-      </w:tblPr>
-      <w:tblGrid>
-        <w:gridCol w:w="911"/>
-        <w:gridCol w:w="911"/>
-        <w:gridCol w:w="3142"/>
-        <w:gridCol w:w="851"/>
-        <w:gridCol w:w="1177"/>
-        <w:gridCol w:w="1764"/>
-      </w:tblGrid>
-      <w:tr>
-        <w:tc>
-          <w:tcPr>
-            <w:tcW w:w="911" w:type="dxa"/>
+            <w:tcW w:w="700" w:type="dxa"/>
+            <w:tcBorders>
+              <w:top w:val="single" w:sz="4" w:space="0" w:color="auto"/>
+              <w:left w:val="single" w:sz="4" w:space="0" w:color="auto"/>
+              <w:bottom w:val="single" w:sz="4" w:space="0" w:color="auto"/>
+              <w:right w:val="single" w:sz="4" w:space="0" w:color="auto"/>
+            </w:tcBorders>
+            <w:hideMark/>
           </w:tcPr>
           <w:p>
             <w:pPr>
@@ -3119,7 +2278,7 @@
             </w:pPr>
             <w:r>
               <w:rPr>
-                <w:rFonts w:cs="David" w:hint="cs"/>
+                <w:rFonts w:cs="David"/>
                 <w:b/>
                 <w:bCs/>
                 <w:sz w:val="28"/>
@@ -3132,7 +2291,14 @@
         </w:tc>
         <w:tc>
           <w:tcPr>
-            <w:tcW w:w="911" w:type="dxa"/>
+            <w:tcW w:w="900" w:type="dxa"/>
+            <w:tcBorders>
+              <w:top w:val="single" w:sz="4" w:space="0" w:color="auto"/>
+              <w:left w:val="single" w:sz="4" w:space="0" w:color="auto"/>
+              <w:bottom w:val="single" w:sz="4" w:space="0" w:color="auto"/>
+              <w:right w:val="single" w:sz="4" w:space="0" w:color="auto"/>
+            </w:tcBorders>
+            <w:hideMark/>
           </w:tcPr>
           <w:p>
             <w:pPr>
@@ -3147,7 +2313,7 @@
             </w:pPr>
             <w:r>
               <w:rPr>
-                <w:rFonts w:cs="David" w:hint="cs"/>
+                <w:rFonts w:cs="David"/>
                 <w:b/>
                 <w:bCs/>
                 <w:sz w:val="28"/>
@@ -3160,7 +2326,14 @@
         </w:tc>
         <w:tc>
           <w:tcPr>
-            <w:tcW w:w="3142" w:type="dxa"/>
+            <w:tcW w:w="2900" w:type="dxa"/>
+            <w:tcBorders>
+              <w:top w:val="single" w:sz="4" w:space="0" w:color="auto"/>
+              <w:left w:val="single" w:sz="4" w:space="0" w:color="auto"/>
+              <w:bottom w:val="single" w:sz="4" w:space="0" w:color="auto"/>
+              <w:right w:val="single" w:sz="4" w:space="0" w:color="auto"/>
+            </w:tcBorders>
+            <w:hideMark/>
           </w:tcPr>
           <w:p>
             <w:pPr>
@@ -3175,7 +2348,7 @@
             </w:pPr>
             <w:r>
               <w:rPr>
-                <w:rFonts w:cs="David" w:hint="cs"/>
+                <w:rFonts w:cs="David"/>
                 <w:b/>
                 <w:bCs/>
                 <w:sz w:val="28"/>
@@ -3188,7 +2361,14 @@
         </w:tc>
         <w:tc>
           <w:tcPr>
-            <w:tcW w:w="851" w:type="dxa"/>
+            <w:tcW w:w="900" w:type="dxa"/>
+            <w:tcBorders>
+              <w:top w:val="single" w:sz="4" w:space="0" w:color="auto"/>
+              <w:left w:val="single" w:sz="4" w:space="0" w:color="auto"/>
+              <w:bottom w:val="single" w:sz="4" w:space="0" w:color="auto"/>
+              <w:right w:val="single" w:sz="4" w:space="0" w:color="auto"/>
+            </w:tcBorders>
+            <w:hideMark/>
           </w:tcPr>
           <w:p>
             <w:pPr>
@@ -3203,7 +2383,7 @@
             </w:pPr>
             <w:r>
               <w:rPr>
-                <w:rFonts w:cs="David" w:hint="cs"/>
+                <w:rFonts w:cs="David"/>
                 <w:b/>
                 <w:bCs/>
                 <w:sz w:val="28"/>
@@ -3216,7 +2396,14 @@
         </w:tc>
         <w:tc>
           <w:tcPr>
-            <w:tcW w:w="1177" w:type="dxa"/>
+            <w:tcW w:w="1400" w:type="dxa"/>
+            <w:tcBorders>
+              <w:top w:val="single" w:sz="4" w:space="0" w:color="auto"/>
+              <w:left w:val="single" w:sz="4" w:space="0" w:color="auto"/>
+              <w:bottom w:val="single" w:sz="4" w:space="0" w:color="auto"/>
+              <w:right w:val="single" w:sz="4" w:space="0" w:color="auto"/>
+            </w:tcBorders>
+            <w:hideMark/>
           </w:tcPr>
           <w:p>
             <w:pPr>
@@ -3231,7 +2418,7 @@
             </w:pPr>
             <w:r>
               <w:rPr>
-                <w:rFonts w:cs="David" w:hint="cs"/>
+                <w:rFonts w:cs="David"/>
                 <w:b/>
                 <w:bCs/>
                 <w:sz w:val="28"/>
@@ -3244,7 +2431,14 @@
         </w:tc>
         <w:tc>
           <w:tcPr>
-            <w:tcW w:w="1764" w:type="dxa"/>
+            <w:tcW w:w="1400" w:type="dxa"/>
+            <w:tcBorders>
+              <w:top w:val="single" w:sz="4" w:space="0" w:color="auto"/>
+              <w:left w:val="single" w:sz="4" w:space="0" w:color="auto"/>
+              <w:bottom w:val="single" w:sz="4" w:space="0" w:color="auto"/>
+              <w:right w:val="single" w:sz="4" w:space="0" w:color="auto"/>
+            </w:tcBorders>
+            <w:hideMark/>
           </w:tcPr>
           <w:p>
             <w:pPr>
@@ -3259,7 +2453,41 @@
             </w:pPr>
             <w:r>
               <w:rPr>
-                <w:rFonts w:cs="David" w:hint="cs"/>
+                <w:rFonts w:cs="David"/>
+                <w:b/>
+                <w:bCs/>
+                <w:sz w:val="28"/>
+                <w:szCs w:val="28"/>
+                <w:rtl/>
+              </w:rPr>
+              <w:t xml:space="preserve">% הנחה לשורה </w:t>
+            </w:r>
+          </w:p>
+        </w:tc>
+        <w:tc>
+          <w:tcPr>
+            <w:tcW w:w="2266" w:type="dxa"/>
+            <w:tcBorders>
+              <w:top w:val="single" w:sz="4" w:space="0" w:color="auto"/>
+              <w:left w:val="single" w:sz="4" w:space="0" w:color="auto"/>
+              <w:bottom w:val="single" w:sz="4" w:space="0" w:color="auto"/>
+              <w:right w:val="single" w:sz="4" w:space="0" w:color="auto"/>
+            </w:tcBorders>
+          </w:tcPr>
+          <w:p>
+            <w:pPr>
+              <w:rPr>
+                <w:rFonts w:cs="David"/>
+                <w:b/>
+                <w:bCs/>
+                <w:sz w:val="28"/>
+                <w:szCs w:val="28"/>
+                <w:rtl/>
+              </w:rPr>
+            </w:pPr>
+            <w:r>
+              <w:rPr>
+                <w:rFonts w:cs="David"/>
                 <w:b/>
                 <w:bCs/>
                 <w:sz w:val="28"/>
@@ -3286,7 +2514,574 @@
       <w:tr>
         <w:tc>
           <w:tcPr>
-            <w:tcW w:w="911" w:type="dxa"/>
+            <w:tcW w:w="700" w:type="dxa"/>
+            <w:tcBorders>
+              <w:top w:val="single" w:sz="4" w:space="0" w:color="auto"/>
+              <w:left w:val="single" w:sz="4" w:space="0" w:color="auto"/>
+              <w:bottom w:val="single" w:sz="4" w:space="0" w:color="auto"/>
+              <w:right w:val="single" w:sz="4" w:space="0" w:color="auto"/>
+            </w:tcBorders>
+          </w:tcPr>
+          <w:p>
+            <w:pPr>
+              <w:rPr>
+                <w:rFonts w:cs="David"/>
+                <w:b/>
+                <w:bCs/>
+                <w:sz w:val="28"/>
+                <w:szCs w:val="28"/>
+                <w:rtl/>
+              </w:rPr>
+            </w:pPr>
+            <w:bookmarkStart w:id="7" w:name="fldLine"/>
+            <w:bookmarkEnd w:id="7"/>
+            <w:r>
+              <w:rPr>
+                <w:rFonts w:cs="David" w:hint="cs"/>
+                <w:b/>
+                <w:bCs/>
+                <w:sz w:val="28"/>
+                <w:szCs w:val="28"/>
+                <w:rtl/>
+              </w:rPr>
+              <w:t>{#items}{lineNumber}</w:t>
+            </w:r>
+          </w:p>
+        </w:tc>
+        <w:tc>
+          <w:tcPr>
+            <w:tcW w:w="900" w:type="dxa"/>
+            <w:tcBorders>
+              <w:top w:val="single" w:sz="4" w:space="0" w:color="auto"/>
+              <w:left w:val="single" w:sz="4" w:space="0" w:color="auto"/>
+              <w:bottom w:val="single" w:sz="4" w:space="0" w:color="auto"/>
+              <w:right w:val="single" w:sz="4" w:space="0" w:color="auto"/>
+            </w:tcBorders>
+          </w:tcPr>
+          <w:p>
+            <w:pPr>
+              <w:rPr>
+                <w:rFonts w:cs="David"/>
+                <w:b/>
+                <w:bCs/>
+                <w:sz w:val="28"/>
+                <w:szCs w:val="28"/>
+                <w:rtl/>
+              </w:rPr>
+            </w:pPr>
+            <w:bookmarkStart w:id="8" w:name="fldMakat"/>
+            <w:bookmarkEnd w:id="8"/>
+            <w:r>
+              <w:rPr>
+                <w:rFonts w:cs="David" w:hint="cs"/>
+                <w:b/>
+                <w:bCs/>
+                <w:sz w:val="28"/>
+                <w:szCs w:val="28"/>
+                <w:rtl/>
+              </w:rPr>
+              <w:t>{</w:t>
+            </w:r>
+            <w:proofErr w:type="spellStart"/>
+            <w:r>
+              <w:rPr>
+                <w:rFonts w:cs="David" w:hint="cs"/>
+                <w:b/>
+                <w:bCs/>
+                <w:sz w:val="28"/>
+                <w:szCs w:val="28"/>
+                <w:rtl/>
+              </w:rPr>
+              <w:t>itemCode</w:t>
+            </w:r>
+            <w:proofErr w:type="spellEnd"/>
+            <w:r>
+              <w:rPr>
+                <w:rFonts w:cs="David" w:hint="cs"/>
+                <w:b/>
+                <w:bCs/>
+                <w:sz w:val="28"/>
+                <w:szCs w:val="28"/>
+                <w:rtl/>
+              </w:rPr>
+              <w:t>}</w:t>
+            </w:r>
+          </w:p>
+        </w:tc>
+        <w:tc>
+          <w:tcPr>
+            <w:tcW w:w="2900" w:type="dxa"/>
+            <w:tcBorders>
+              <w:top w:val="single" w:sz="4" w:space="0" w:color="auto"/>
+              <w:left w:val="single" w:sz="4" w:space="0" w:color="auto"/>
+              <w:bottom w:val="single" w:sz="4" w:space="0" w:color="auto"/>
+              <w:right w:val="single" w:sz="4" w:space="0" w:color="auto"/>
+            </w:tcBorders>
+          </w:tcPr>
+          <w:p>
+            <w:pPr>
+              <w:rPr>
+                <w:rFonts w:cs="David"/>
+                <w:b/>
+                <w:bCs/>
+                <w:sz w:val="28"/>
+                <w:szCs w:val="28"/>
+                <w:rtl/>
+              </w:rPr>
+            </w:pPr>
+            <w:bookmarkStart w:id="9" w:name="fldProduct"/>
+            <w:bookmarkEnd w:id="9"/>
+            <w:r>
+              <w:rPr>
+                <w:rFonts w:cs="David" w:hint="cs"/>
+                <w:b/>
+                <w:bCs/>
+                <w:sz w:val="28"/>
+                <w:szCs w:val="28"/>
+                <w:rtl/>
+              </w:rPr>
+              <w:t>{</w:t>
+            </w:r>
+            <w:proofErr w:type="spellStart"/>
+            <w:r>
+              <w:rPr>
+                <w:rFonts w:cs="David" w:hint="cs"/>
+                <w:b/>
+                <w:bCs/>
+                <w:sz w:val="28"/>
+                <w:szCs w:val="28"/>
+                <w:rtl/>
+              </w:rPr>
+              <w:t>description</w:t>
+            </w:r>
+            <w:proofErr w:type="spellEnd"/>
+            <w:r>
+              <w:rPr>
+                <w:rFonts w:cs="David" w:hint="cs"/>
+                <w:b/>
+                <w:bCs/>
+                <w:sz w:val="28"/>
+                <w:szCs w:val="28"/>
+                <w:rtl/>
+              </w:rPr>
+              <w:t>}</w:t>
+            </w:r>
+          </w:p>
+        </w:tc>
+        <w:tc>
+          <w:tcPr>
+            <w:tcW w:w="900" w:type="dxa"/>
+            <w:tcBorders>
+              <w:top w:val="single" w:sz="4" w:space="0" w:color="auto"/>
+              <w:left w:val="single" w:sz="4" w:space="0" w:color="auto"/>
+              <w:bottom w:val="single" w:sz="4" w:space="0" w:color="auto"/>
+              <w:right w:val="single" w:sz="4" w:space="0" w:color="auto"/>
+            </w:tcBorders>
+          </w:tcPr>
+          <w:p>
+            <w:pPr>
+              <w:rPr>
+                <w:rFonts w:cs="David"/>
+                <w:b/>
+                <w:bCs/>
+                <w:sz w:val="28"/>
+                <w:szCs w:val="28"/>
+                <w:rtl/>
+              </w:rPr>
+            </w:pPr>
+            <w:bookmarkStart w:id="10" w:name="fldAmmount"/>
+            <w:bookmarkEnd w:id="10"/>
+            <w:r>
+              <w:rPr>
+                <w:rFonts w:cs="David" w:hint="cs"/>
+                <w:b/>
+                <w:bCs/>
+                <w:sz w:val="28"/>
+                <w:szCs w:val="28"/>
+                <w:rtl/>
+              </w:rPr>
+              <w:t>{</w:t>
+            </w:r>
+            <w:proofErr w:type="spellStart"/>
+            <w:r>
+              <w:rPr>
+                <w:rFonts w:cs="David" w:hint="cs"/>
+                <w:b/>
+                <w:bCs/>
+                <w:sz w:val="28"/>
+                <w:szCs w:val="28"/>
+                <w:rtl/>
+              </w:rPr>
+              <w:t>quantity</w:t>
+            </w:r>
+            <w:proofErr w:type="spellEnd"/>
+            <w:r>
+              <w:rPr>
+                <w:rFonts w:cs="David" w:hint="cs"/>
+                <w:b/>
+                <w:bCs/>
+                <w:sz w:val="28"/>
+                <w:szCs w:val="28"/>
+                <w:rtl/>
+              </w:rPr>
+              <w:t>}</w:t>
+            </w:r>
+          </w:p>
+        </w:tc>
+        <w:tc>
+          <w:tcPr>
+            <w:tcW w:w="1400" w:type="dxa"/>
+            <w:tcBorders>
+              <w:top w:val="single" w:sz="4" w:space="0" w:color="auto"/>
+              <w:left w:val="single" w:sz="4" w:space="0" w:color="auto"/>
+              <w:bottom w:val="single" w:sz="4" w:space="0" w:color="auto"/>
+              <w:right w:val="single" w:sz="4" w:space="0" w:color="auto"/>
+            </w:tcBorders>
+          </w:tcPr>
+          <w:p>
+            <w:pPr>
+              <w:rPr>
+                <w:rFonts w:cs="David"/>
+                <w:b/>
+                <w:bCs/>
+                <w:sz w:val="28"/>
+                <w:szCs w:val="28"/>
+                <w:rtl/>
+              </w:rPr>
+            </w:pPr>
+            <w:bookmarkStart w:id="11" w:name="fldPrice"/>
+            <w:bookmarkEnd w:id="11"/>
+            <w:r>
+              <w:rPr>
+                <w:rFonts w:cs="David" w:hint="cs"/>
+                <w:b/>
+                <w:bCs/>
+                <w:sz w:val="28"/>
+                <w:szCs w:val="28"/>
+                <w:rtl/>
+              </w:rPr>
+              <w:t>{</w:t>
+            </w:r>
+            <w:proofErr w:type="spellStart"/>
+            <w:r>
+              <w:rPr>
+                <w:rFonts w:cs="David" w:hint="cs"/>
+                <w:b/>
+                <w:bCs/>
+                <w:sz w:val="28"/>
+                <w:szCs w:val="28"/>
+                <w:rtl/>
+              </w:rPr>
+              <w:t>unitPrice</w:t>
+            </w:r>
+            <w:proofErr w:type="spellEnd"/>
+            <w:r>
+              <w:rPr>
+                <w:rFonts w:cs="David" w:hint="cs"/>
+                <w:b/>
+                <w:bCs/>
+                <w:sz w:val="28"/>
+                <w:szCs w:val="28"/>
+                <w:rtl/>
+              </w:rPr>
+              <w:t>}</w:t>
+            </w:r>
+          </w:p>
+        </w:tc>
+        <w:tc>
+          <w:tcPr>
+            <w:tcW w:w="1400" w:type="dxa"/>
+            <w:tcBorders>
+              <w:top w:val="single" w:sz="4" w:space="0" w:color="auto"/>
+              <w:left w:val="single" w:sz="4" w:space="0" w:color="auto"/>
+              <w:bottom w:val="single" w:sz="4" w:space="0" w:color="auto"/>
+              <w:right w:val="single" w:sz="4" w:space="0" w:color="auto"/>
+            </w:tcBorders>
+          </w:tcPr>
+          <w:p>
+            <w:pPr>
+              <w:rPr>
+                <w:rFonts w:cs="David"/>
+                <w:b/>
+                <w:bCs/>
+                <w:sz w:val="28"/>
+                <w:szCs w:val="28"/>
+                <w:rtl/>
+              </w:rPr>
+            </w:pPr>
+            <w:bookmarkStart w:id="12" w:name="fldLineDiscount"/>
+            <w:bookmarkEnd w:id="12"/>
+            <w:r>
+              <w:rPr>
+                <w:rFonts w:cs="David" w:hint="cs"/>
+                <w:b/>
+                <w:bCs/>
+                <w:sz w:val="28"/>
+                <w:szCs w:val="28"/>
+                <w:rtl/>
+              </w:rPr>
+              <w:t>{</w:t>
+            </w:r>
+            <w:proofErr w:type="spellStart"/>
+            <w:r>
+              <w:rPr>
+                <w:rFonts w:cs="David" w:hint="cs"/>
+                <w:b/>
+                <w:bCs/>
+                <w:sz w:val="28"/>
+                <w:szCs w:val="28"/>
+                <w:rtl/>
+              </w:rPr>
+              <w:t>lineDiscountPercent</w:t>
+            </w:r>
+            <w:proofErr w:type="spellEnd"/>
+            <w:r>
+              <w:rPr>
+                <w:rFonts w:cs="David" w:hint="cs"/>
+                <w:b/>
+                <w:bCs/>
+                <w:sz w:val="28"/>
+                <w:szCs w:val="28"/>
+                <w:rtl/>
+              </w:rPr>
+              <w:t>}</w:t>
+            </w:r>
+          </w:p>
+        </w:tc>
+        <w:tc>
+          <w:tcPr>
+            <w:tcW w:w="2266" w:type="dxa"/>
+            <w:tcBorders>
+              <w:top w:val="single" w:sz="4" w:space="0" w:color="auto"/>
+              <w:left w:val="single" w:sz="4" w:space="0" w:color="auto"/>
+              <w:bottom w:val="single" w:sz="4" w:space="0" w:color="auto"/>
+              <w:right w:val="single" w:sz="4" w:space="0" w:color="auto"/>
+            </w:tcBorders>
+          </w:tcPr>
+          <w:p>
+            <w:pPr>
+              <w:rPr>
+                <w:rFonts w:cs="David"/>
+                <w:b/>
+                <w:bCs/>
+                <w:sz w:val="28"/>
+                <w:szCs w:val="28"/>
+                <w:rtl/>
+              </w:rPr>
+            </w:pPr>
+            <w:bookmarkStart w:id="13" w:name="fldLineTotal"/>
+            <w:bookmarkEnd w:id="13"/>
+            <w:r>
+              <w:rPr>
+                <w:rFonts w:cs="David" w:hint="cs"/>
+                <w:b/>
+                <w:bCs/>
+                <w:sz w:val="28"/>
+                <w:szCs w:val="28"/>
+                <w:rtl/>
+              </w:rPr>
+              <w:t>{</w:t>
+            </w:r>
+            <w:proofErr w:type="spellStart"/>
+            <w:r>
+              <w:rPr>
+                <w:rFonts w:cs="David" w:hint="cs"/>
+                <w:b/>
+                <w:bCs/>
+                <w:sz w:val="28"/>
+                <w:szCs w:val="28"/>
+                <w:rtl/>
+              </w:rPr>
+              <w:t>lineTotal</w:t>
+            </w:r>
+            <w:proofErr w:type="spellEnd"/>
+            <w:r>
+              <w:rPr>
+                <w:rFonts w:cs="David" w:hint="cs"/>
+                <w:b/>
+                <w:bCs/>
+                <w:sz w:val="28"/>
+                <w:szCs w:val="28"/>
+                <w:rtl/>
+              </w:rPr>
+              <w:t>}{/</w:t>
+            </w:r>
+            <w:proofErr w:type="spellStart"/>
+            <w:r>
+              <w:rPr>
+                <w:rFonts w:cs="David" w:hint="cs"/>
+                <w:b/>
+                <w:bCs/>
+                <w:sz w:val="28"/>
+                <w:szCs w:val="28"/>
+                <w:rtl/>
+              </w:rPr>
+              <w:t>items</w:t>
+            </w:r>
+            <w:proofErr w:type="spellEnd"/>
+            <w:r>
+              <w:rPr>
+                <w:rFonts w:cs="David" w:hint="cs"/>
+                <w:b/>
+                <w:bCs/>
+                <w:sz w:val="28"/>
+                <w:szCs w:val="28"/>
+                <w:rtl/>
+              </w:rPr>
+              <w:t>}</w:t>
+            </w:r>
+          </w:p>
+        </w:tc>
+      </w:tr>
+    </w:tbl>
+    <w:p>
+      <w:pPr>
+        <w:rPr>
+          <w:rFonts w:cs="David"/>
+          <w:vanish/>
+          <w:sz w:val="28"/>
+          <w:szCs w:val="28"/>
+          <w:rtl/>
+        </w:rPr>
+      </w:pPr>
+    </w:p>
+    <w:tbl>
+      <w:tblPr>
+        <w:tblpPr w:leftFromText="180" w:rightFromText="180" w:vertAnchor="text" w:horzAnchor="page" w:tblpX="67" w:tblpY="199"/>
+        <w:bidiVisual/>
+        <w:tblW w:w="0" w:type="auto"/>
+        <w:tblBorders>
+          <w:top w:val="single" w:sz="4" w:space="0" w:color="auto"/>
+          <w:left w:val="single" w:sz="4" w:space="0" w:color="auto"/>
+          <w:bottom w:val="single" w:sz="4" w:space="0" w:color="auto"/>
+          <w:right w:val="single" w:sz="4" w:space="0" w:color="auto"/>
+          <w:insideH w:val="single" w:sz="4" w:space="0" w:color="auto"/>
+          <w:insideV w:val="single" w:sz="4" w:space="0" w:color="auto"/>
+        </w:tblBorders>
+        <w:tblLook w:val="04A0" w:firstRow="1" w:lastRow="0" w:firstColumn="1" w:lastColumn="0" w:noHBand="0" w:noVBand="1"/>
+      </w:tblPr>
+      <w:tblGrid>
+        <w:gridCol w:w="1764"/>
+        <w:gridCol w:w="3145"/>
+      </w:tblGrid>
+      <w:tr>
+        <w:tc>
+          <w:tcPr>
+            <w:tcW w:w="1764" w:type="dxa"/>
+            <w:tcBorders>
+              <w:top w:val="single" w:sz="4" w:space="0" w:color="auto"/>
+              <w:left w:val="single" w:sz="4" w:space="0" w:color="auto"/>
+              <w:bottom w:val="single" w:sz="4" w:space="0" w:color="auto"/>
+              <w:right w:val="single" w:sz="4" w:space="0" w:color="auto"/>
+            </w:tcBorders>
+            <w:hideMark/>
+          </w:tcPr>
+          <w:p>
+            <w:pPr>
+              <w:rPr>
+                <w:rFonts w:cs="David"/>
+                <w:b/>
+                <w:bCs/>
+                <w:sz w:val="28"/>
+                <w:szCs w:val="28"/>
+              </w:rPr>
+            </w:pPr>
+            <w:r>
+              <w:rPr>
+                <w:rFonts w:cs="David"/>
+                <w:b/>
+                <w:bCs/>
+                <w:sz w:val="28"/>
+                <w:szCs w:val="28"/>
+                <w:rtl/>
+              </w:rPr>
+              <w:t>% הנחה</w:t>
+            </w:r>
+            <w:r>
+              <w:rPr>
+                <w:rFonts w:cs="David"/>
+                <w:b/>
+                <w:bCs/>
+                <w:sz w:val="28"/>
+                <w:szCs w:val="28"/>
+                <w:rtl/>
+              </w:rPr>
+              <w:br/>
+            </w:r>
+          </w:p>
+        </w:tc>
+        <w:tc>
+          <w:tcPr>
+            <w:tcW w:w="2414" w:type="dxa"/>
+            <w:tcBorders>
+              <w:top w:val="single" w:sz="4" w:space="0" w:color="auto"/>
+              <w:left w:val="single" w:sz="4" w:space="0" w:color="auto"/>
+              <w:bottom w:val="single" w:sz="4" w:space="0" w:color="auto"/>
+              <w:right w:val="single" w:sz="4" w:space="0" w:color="auto"/>
+            </w:tcBorders>
+          </w:tcPr>
+          <w:p>
+            <w:pPr>
+              <w:rPr>
+                <w:rFonts w:cs="David"/>
+                <w:b/>
+                <w:bCs/>
+                <w:sz w:val="28"/>
+                <w:szCs w:val="28"/>
+                <w:rtl/>
+              </w:rPr>
+            </w:pPr>
+            <w:bookmarkStart w:id="14" w:name="fldDiscount"/>
+            <w:bookmarkEnd w:id="14"/>
+            <w:r>
+              <w:rPr>
+                <w:rFonts w:cs="David" w:hint="cs"/>
+                <w:b/>
+                <w:bCs/>
+                <w:sz w:val="28"/>
+                <w:szCs w:val="28"/>
+                <w:rtl/>
+              </w:rPr>
+              <w:t>{</w:t>
+            </w:r>
+            <w:proofErr w:type="spellStart"/>
+            <w:r>
+              <w:rPr>
+                <w:rFonts w:cs="David" w:hint="cs"/>
+                <w:b/>
+                <w:bCs/>
+                <w:sz w:val="28"/>
+                <w:szCs w:val="28"/>
+                <w:rtl/>
+              </w:rPr>
+              <w:t>discountPercent</w:t>
+            </w:r>
+            <w:proofErr w:type="spellEnd"/>
+            <w:r>
+              <w:rPr>
+                <w:rFonts w:cs="David" w:hint="cs"/>
+                <w:b/>
+                <w:bCs/>
+                <w:sz w:val="28"/>
+                <w:szCs w:val="28"/>
+                <w:rtl/>
+              </w:rPr>
+              <w:t>}</w:t>
+            </w:r>
+          </w:p>
+        </w:tc>
+      </w:tr>
+      <w:tr>
+        <w:tc>
+          <w:tcPr>
+            <w:tcW w:w="1764" w:type="dxa"/>
+            <w:tcBorders>
+              <w:top w:val="single" w:sz="4" w:space="0" w:color="auto"/>
+              <w:left w:val="single" w:sz="4" w:space="0" w:color="auto"/>
+              <w:bottom w:val="single" w:sz="4" w:space="0" w:color="auto"/>
+              <w:right w:val="single" w:sz="4" w:space="0" w:color="auto"/>
+            </w:tcBorders>
+            <w:hideMark/>
           </w:tcPr>
           <w:p>
             <w:pPr>
@@ -3301,6 +3096,42 @@
             </w:pPr>
             <w:r>
               <w:rPr>
+                <w:rFonts w:cs="David"/>
+                <w:b/>
+                <w:bCs/>
+                <w:sz w:val="28"/>
+                <w:szCs w:val="28"/>
+                <w:rtl/>
+              </w:rPr>
+              <w:t>סה"כ לאחר הנחה</w:t>
+            </w:r>
+          </w:p>
+        </w:tc>
+        <w:tc>
+          <w:tcPr>
+            <w:tcW w:w="2414" w:type="dxa"/>
+            <w:tcBorders>
+              <w:top w:val="single" w:sz="4" w:space="0" w:color="auto"/>
+              <w:left w:val="single" w:sz="4" w:space="0" w:color="auto"/>
+              <w:bottom w:val="single" w:sz="4" w:space="0" w:color="auto"/>
+              <w:right w:val="single" w:sz="4" w:space="0" w:color="auto"/>
+            </w:tcBorders>
+          </w:tcPr>
+          <w:p>
+            <w:pPr>
+              <w:rPr>
+                <w:rFonts w:cs="David"/>
+                <w:b/>
+                <w:bCs/>
+                <w:sz w:val="28"/>
+                <w:szCs w:val="28"/>
+                <w:rtl/>
+              </w:rPr>
+            </w:pPr>
+            <w:bookmarkStart w:id="15" w:name="fldTotalAfterDiscount"/>
+            <w:bookmarkEnd w:id="15"/>
+            <w:r>
+              <w:rPr>
                 <w:rFonts w:cs="David" w:hint="cs"/>
                 <w:b/>
                 <w:bCs/>
@@ -3308,13 +3139,46 @@
                 <w:szCs w:val="28"/>
                 <w:rtl/>
               </w:rPr>
-              <w:t xml:space="preserve">{#items}{lineNumber}</w:t>
+              <w:t>{</w:t>
+            </w:r>
+            <w:proofErr w:type="spellStart"/>
+            <w:r>
+              <w:rPr>
+                <w:rFonts w:cs="David" w:hint="cs"/>
+                <w:b/>
+                <w:bCs/>
+                <w:sz w:val="28"/>
+                <w:szCs w:val="28"/>
+                <w:rtl/>
+              </w:rPr>
+              <w:t>subtotalAfterDiscount</w:t>
+            </w:r>
+            <w:proofErr w:type="spellEnd"/>
+            <w:r>
+              <w:rPr>
+                <w:rFonts w:cs="David" w:hint="cs"/>
+                <w:b/>
+                <w:bCs/>
+                <w:sz w:val="28"/>
+                <w:szCs w:val="28"/>
+                <w:rtl/>
+              </w:rPr>
+              <w:t>}</w:t>
             </w:r>
           </w:p>
         </w:tc>
+      </w:tr>
+      <w:tr>
         <w:tc>
           <w:tcPr>
-            <w:tcW w:w="911" w:type="dxa"/>
+            <w:tcW w:w="1764" w:type="dxa"/>
+            <w:tcBorders>
+              <w:top w:val="single" w:sz="4" w:space="0" w:color="auto"/>
+              <w:left w:val="single" w:sz="4" w:space="0" w:color="auto"/>
+              <w:bottom w:val="single" w:sz="4" w:space="0" w:color="auto"/>
+              <w:right w:val="single" w:sz="4" w:space="0" w:color="auto"/>
+            </w:tcBorders>
+            <w:hideMark/>
           </w:tcPr>
           <w:p>
             <w:pPr>
@@ -3329,6 +3193,42 @@
             </w:pPr>
             <w:r>
               <w:rPr>
+                <w:rFonts w:cs="David"/>
+                <w:b/>
+                <w:bCs/>
+                <w:sz w:val="28"/>
+                <w:szCs w:val="28"/>
+                <w:rtl/>
+              </w:rPr>
+              <w:t>מע"מ 18%</w:t>
+            </w:r>
+          </w:p>
+        </w:tc>
+        <w:tc>
+          <w:tcPr>
+            <w:tcW w:w="2414" w:type="dxa"/>
+            <w:tcBorders>
+              <w:top w:val="single" w:sz="4" w:space="0" w:color="auto"/>
+              <w:left w:val="single" w:sz="4" w:space="0" w:color="auto"/>
+              <w:bottom w:val="single" w:sz="4" w:space="0" w:color="auto"/>
+              <w:right w:val="single" w:sz="4" w:space="0" w:color="auto"/>
+            </w:tcBorders>
+          </w:tcPr>
+          <w:p>
+            <w:pPr>
+              <w:rPr>
+                <w:rFonts w:cs="David"/>
+                <w:b/>
+                <w:bCs/>
+                <w:sz w:val="28"/>
+                <w:szCs w:val="28"/>
+                <w:rtl/>
+              </w:rPr>
+            </w:pPr>
+            <w:bookmarkStart w:id="16" w:name="fldMAAM"/>
+            <w:bookmarkEnd w:id="16"/>
+            <w:r>
+              <w:rPr>
                 <w:rFonts w:cs="David" w:hint="cs"/>
                 <w:b/>
                 <w:bCs/>
@@ -3336,13 +3236,46 @@
                 <w:szCs w:val="28"/>
                 <w:rtl/>
               </w:rPr>
-              <w:t xml:space="preserve">{itemCode}</w:t>
+              <w:t>{</w:t>
+            </w:r>
+            <w:proofErr w:type="spellStart"/>
+            <w:r>
+              <w:rPr>
+                <w:rFonts w:cs="David" w:hint="cs"/>
+                <w:b/>
+                <w:bCs/>
+                <w:sz w:val="28"/>
+                <w:szCs w:val="28"/>
+                <w:rtl/>
+              </w:rPr>
+              <w:t>vatAmount</w:t>
+            </w:r>
+            <w:proofErr w:type="spellEnd"/>
+            <w:r>
+              <w:rPr>
+                <w:rFonts w:cs="David" w:hint="cs"/>
+                <w:b/>
+                <w:bCs/>
+                <w:sz w:val="28"/>
+                <w:szCs w:val="28"/>
+                <w:rtl/>
+              </w:rPr>
+              <w:t>}</w:t>
             </w:r>
           </w:p>
         </w:tc>
+      </w:tr>
+      <w:tr>
         <w:tc>
           <w:tcPr>
-            <w:tcW w:w="3142" w:type="dxa"/>
+            <w:tcW w:w="1764" w:type="dxa"/>
+            <w:tcBorders>
+              <w:top w:val="single" w:sz="4" w:space="0" w:color="auto"/>
+              <w:left w:val="single" w:sz="4" w:space="0" w:color="auto"/>
+              <w:bottom w:val="single" w:sz="4" w:space="0" w:color="auto"/>
+              <w:right w:val="single" w:sz="4" w:space="0" w:color="auto"/>
+            </w:tcBorders>
+            <w:hideMark/>
           </w:tcPr>
           <w:p>
             <w:pPr>
@@ -3357,20 +3290,26 @@
             </w:pPr>
             <w:r>
               <w:rPr>
-                <w:rFonts w:cs="David" w:hint="cs"/>
+                <w:rFonts w:cs="David"/>
                 <w:b/>
                 <w:bCs/>
                 <w:sz w:val="28"/>
                 <w:szCs w:val="28"/>
                 <w:rtl/>
               </w:rPr>
-              <w:t xml:space="preserve">{description}</w:t>
+              <w:t xml:space="preserve">סה"כ לתשלום </w:t>
             </w:r>
           </w:p>
         </w:tc>
         <w:tc>
           <w:tcPr>
-            <w:tcW w:w="851" w:type="dxa"/>
+            <w:tcW w:w="2414" w:type="dxa"/>
+            <w:tcBorders>
+              <w:top w:val="single" w:sz="4" w:space="0" w:color="auto"/>
+              <w:left w:val="single" w:sz="4" w:space="0" w:color="auto"/>
+              <w:bottom w:val="single" w:sz="4" w:space="0" w:color="auto"/>
+              <w:right w:val="single" w:sz="4" w:space="0" w:color="auto"/>
+            </w:tcBorders>
           </w:tcPr>
           <w:p>
             <w:pPr>
@@ -3383,6 +3322,8 @@
                 <w:rtl/>
               </w:rPr>
             </w:pPr>
+            <w:bookmarkStart w:id="17" w:name="fldTotalAfterMaaM"/>
+            <w:bookmarkEnd w:id="17"/>
             <w:r>
               <w:rPr>
                 <w:rFonts w:cs="David" w:hint="cs"/>
@@ -3392,25 +3333,9 @@
                 <w:szCs w:val="28"/>
                 <w:rtl/>
               </w:rPr>
-              <w:t xml:space="preserve">{quantity}</w:t>
+              <w:t>{</w:t>
             </w:r>
-          </w:p>
-        </w:tc>
-        <w:tc>
-          <w:tcPr>
-            <w:tcW w:w="1177" w:type="dxa"/>
-          </w:tcPr>
-          <w:p>
-            <w:pPr>
-              <w:rPr>
-                <w:rFonts w:cs="David"/>
-                <w:b/>
-                <w:bCs/>
-                <w:sz w:val="28"/>
-                <w:szCs w:val="28"/>
-                <w:rtl/>
-              </w:rPr>
-            </w:pPr>
+            <w:proofErr w:type="spellStart"/>
             <w:r>
               <w:rPr>
                 <w:rFonts w:cs="David" w:hint="cs"/>
@@ -3420,25 +3345,9 @@
                 <w:szCs w:val="28"/>
                 <w:rtl/>
               </w:rPr>
-              <w:t xml:space="preserve">{unitPrice}</w:t>
+              <w:t>totalAmount</w:t>
             </w:r>
-          </w:p>
-        </w:tc>
-        <w:tc>
-          <w:tcPr>
-            <w:tcW w:w="1764" w:type="dxa"/>
-          </w:tcPr>
-          <w:p>
-            <w:pPr>
-              <w:rPr>
-                <w:rFonts w:cs="David" w:hint="cs"/>
-                <w:b/>
-                <w:bCs/>
-                <w:sz w:val="28"/>
-                <w:szCs w:val="28"/>
-                <w:rtl/>
-              </w:rPr>
-            </w:pPr>
+            <w:proofErr w:type="spellEnd"/>
             <w:r>
               <w:rPr>
                 <w:rFonts w:cs="David" w:hint="cs"/>
@@ -3448,230 +3357,7 @@
                 <w:szCs w:val="28"/>
                 <w:rtl/>
               </w:rPr>
-              <w:t xml:space="preserve">{lineTotal}{/items}</w:t>
-            </w:r>
-          </w:p>
-        </w:tc>
-      </w:tr>
-    </w:tbl>
-    <w:p>
-      <w:pPr>
-        <w:rPr>
-          <w:vanish/>
-        </w:rPr>
-      </w:pPr>
-    </w:p>
-    <w:tbl>
-      <w:tblPr>
-        <w:tblpPr w:leftFromText="180" w:rightFromText="180" w:vertAnchor="text" w:horzAnchor="page" w:tblpX="2434" w:tblpY="249"/>
-        <w:bidiVisual/>
-        <w:tblW w:w="0" w:type="auto"/>
-        <w:tblBorders>
-          <w:top w:val="single" w:sz="4" w:space="0" w:color="auto"/>
-          <w:left w:val="single" w:sz="4" w:space="0" w:color="auto"/>
-          <w:bottom w:val="single" w:sz="4" w:space="0" w:color="auto"/>
-          <w:right w:val="single" w:sz="4" w:space="0" w:color="auto"/>
-          <w:insideH w:val="single" w:sz="4" w:space="0" w:color="auto"/>
-          <w:insideV w:val="single" w:sz="4" w:space="0" w:color="auto"/>
-        </w:tblBorders>
-        <w:tblLook w:val="04A0" w:firstRow="1" w:lastRow="0" w:firstColumn="1" w:lastColumn="0" w:noHBand="0" w:noVBand="1"/>
-      </w:tblPr>
-      <w:tblGrid>
-        <w:gridCol w:w="1764"/>
-        <w:gridCol w:w="1764"/>
-      </w:tblGrid>
-      <w:tr>
-        <w:tc>
-          <w:tcPr>
-            <w:tcW w:w="1764" w:type="dxa"/>
-          </w:tcPr>
-          <w:p>
-            <w:pPr>
-              <w:rPr>
-                <w:rFonts w:cs="David"/>
-                <w:b/>
-                <w:bCs/>
-                <w:sz w:val="28"/>
-                <w:szCs w:val="28"/>
-                <w:rtl/>
-              </w:rPr>
-            </w:pPr>
-            <w:r>
-              <w:rPr>
-                <w:rFonts w:cs="David" w:hint="cs"/>
-                <w:b/>
-                <w:bCs/>
-                <w:sz w:val="28"/>
-                <w:szCs w:val="28"/>
-                <w:rtl/>
-              </w:rPr>
-              <w:t>סה"כ</w:t>
-            </w:r>
-          </w:p>
-        </w:tc>
-        <w:tc>
-          <w:tcPr>
-            <w:tcW w:w="1764" w:type="dxa"/>
-          </w:tcPr>
-          <w:p>
-            <w:pPr>
-              <w:rPr>
-                <w:rFonts w:cs="David"/>
-                <w:b/>
-                <w:bCs/>
-                <w:sz w:val="28"/>
-                <w:szCs w:val="28"/>
-                <w:rtl/>
-              </w:rPr>
-            </w:pPr>
-            <w:r>
-              <w:rPr>
-                <w:rFonts w:cs="David" w:hint="cs"/>
-                <w:b/>
-                <w:bCs/>
-                <w:sz w:val="28"/>
-                <w:szCs w:val="28"/>
-                <w:rtl/>
-              </w:rPr>
-              <w:t xml:space="preserve">{subtotalAfterDiscount}</w:t>
-            </w:r>
-          </w:p>
-        </w:tc>
-      </w:tr>
-      <w:tr>
-        <w:tc>
-          <w:tcPr>
-            <w:tcW w:w="1764" w:type="dxa"/>
-          </w:tcPr>
-          <w:p>
-            <w:pPr>
-              <w:rPr>
-                <w:rFonts w:cs="David"/>
-                <w:b/>
-                <w:bCs/>
-                <w:sz w:val="28"/>
-                <w:szCs w:val="28"/>
-                <w:rtl/>
-              </w:rPr>
-            </w:pPr>
-            <w:r>
-              <w:rPr>
-                <w:rFonts w:cs="David" w:hint="cs"/>
-                <w:b/>
-                <w:bCs/>
-                <w:sz w:val="28"/>
-                <w:szCs w:val="28"/>
-                <w:rtl/>
-              </w:rPr>
-              <w:t>מע"מ 1</w:t>
-            </w:r>
-            <w:r>
-              <w:rPr>
-                <w:rFonts w:cs="David" w:hint="cs"/>
-                <w:b/>
-                <w:bCs/>
-                <w:sz w:val="28"/>
-                <w:szCs w:val="28"/>
-                <w:rtl/>
-              </w:rPr>
-              <w:t>8</w:t>
-            </w:r>
-            <w:r>
-              <w:rPr>
-                <w:rFonts w:cs="David" w:hint="cs"/>
-                <w:b/>
-                <w:bCs/>
-                <w:sz w:val="28"/>
-                <w:szCs w:val="28"/>
-                <w:rtl/>
-              </w:rPr>
-              <w:t>%</w:t>
-            </w:r>
-          </w:p>
-        </w:tc>
-        <w:tc>
-          <w:tcPr>
-            <w:tcW w:w="1764" w:type="dxa"/>
-          </w:tcPr>
-          <w:p>
-            <w:pPr>
-              <w:rPr>
-                <w:rFonts w:cs="David"/>
-                <w:b/>
-                <w:bCs/>
-                <w:sz w:val="28"/>
-                <w:szCs w:val="28"/>
-                <w:rtl/>
-              </w:rPr>
-            </w:pPr>
-            <w:r>
-              <w:rPr>
-                <w:rFonts w:cs="David" w:hint="cs"/>
-                <w:b/>
-                <w:bCs/>
-                <w:sz w:val="28"/>
-                <w:szCs w:val="28"/>
-                <w:rtl/>
-              </w:rPr>
-              <w:t xml:space="preserve">{vatAmount}</w:t>
-            </w:r>
-          </w:p>
-        </w:tc>
-      </w:tr>
-      <w:tr>
-        <w:tc>
-          <w:tcPr>
-            <w:tcW w:w="1764" w:type="dxa"/>
-          </w:tcPr>
-          <w:p>
-            <w:pPr>
-              <w:rPr>
-                <w:rFonts w:cs="David"/>
-                <w:b/>
-                <w:bCs/>
-                <w:sz w:val="28"/>
-                <w:szCs w:val="28"/>
-                <w:rtl/>
-              </w:rPr>
-            </w:pPr>
-            <w:r>
-              <w:rPr>
-                <w:rFonts w:cs="David" w:hint="cs"/>
-                <w:b/>
-                <w:bCs/>
-                <w:sz w:val="28"/>
-                <w:szCs w:val="28"/>
-                <w:rtl/>
-              </w:rPr>
-              <w:t xml:space="preserve">סה"כ לתשלום </w:t>
-            </w:r>
-          </w:p>
-        </w:tc>
-        <w:tc>
-          <w:tcPr>
-            <w:tcW w:w="1764" w:type="dxa"/>
-          </w:tcPr>
-          <w:p>
-            <w:pPr>
-              <w:rPr>
-                <w:rFonts w:cs="David"/>
-                <w:b/>
-                <w:bCs/>
-                <w:sz w:val="28"/>
-                <w:szCs w:val="28"/>
-                <w:rtl/>
-              </w:rPr>
-            </w:pPr>
-            <w:r>
-              <w:rPr>
-                <w:rFonts w:cs="David" w:hint="cs"/>
-                <w:b/>
-                <w:bCs/>
-                <w:sz w:val="28"/>
-                <w:szCs w:val="28"/>
-                <w:rtl/>
-              </w:rPr>
-              <w:t xml:space="preserve">{totalAmount}</w:t>
+              <w:t>}</w:t>
             </w:r>
           </w:p>
         </w:tc>

--- a/apps/api/templates/קרינה-הצעת-מחיר-למיגון-קרינת-רנטגן.docx
+++ b/apps/api/templates/קרינה-הצעת-מחיר-למיגון-קרינת-רנטגן.docx
@@ -2216,24 +2216,12 @@
         </w:rPr>
       </w:pPr>
     </w:p>
-    <w:p>
-      <w:pPr>
-        <w:rPr>
-          <w:vanish/>
-        </w:rPr>
-      </w:pPr>
-      <w:r>
-        <w:rPr>
-          <w:vanish/>
-        </w:rPr>
-        <w:t xml:space="preserve">{#hasDiscount}</w:t>
-      </w:r>
-    </w:p>
     <w:tbl>
       <w:tblPr>
         <w:bidiVisual/>
-        <w:tblW w:w="10466" w:type="dxa"/>
-        <w:tblLayout w:type="fixed"/>
+        <w:tblW w:w="0" w:type="auto"/>
+        <w:tblLayout w:type="autofit"/>
+        <w:jc w:val="right"/>
         <w:tblBorders>
           <w:top w:val="single" w:sz="4" w:space="0" w:color="auto"/>
           <w:left w:val="single" w:sz="4" w:space="0" w:color="auto"/>
@@ -2245,30 +2233,23 @@
         <w:tblLook w:val="04A0" w:firstRow="1" w:lastRow="0" w:firstColumn="1" w:lastColumn="0" w:noHBand="0" w:noVBand="1"/>
       </w:tblPr>
       <w:tblGrid>
-        <w:gridCol w:w="700"/>
-        <w:gridCol w:w="900"/>
-        <w:gridCol w:w="2900"/>
-        <w:gridCol w:w="900"/>
-        <w:gridCol w:w="1400"/>
-        <w:gridCol w:w="1400"/>
-        <w:gridCol w:w="2266"/>
+        <w:gridCol/>
+        <w:gridCol/>
+        <w:gridCol/>
+        <w:gridCol/>
+        <w:gridCol/>
+        <w:gridCol/>
+        <w:gridCol/>
       </w:tblGrid>
       <w:tr>
         <w:tc>
           <w:tcPr>
-            <w:tcW w:w="700" w:type="dxa"/>
-            <w:tcBorders>
-              <w:top w:val="single" w:sz="4" w:space="0" w:color="auto"/>
-              <w:left w:val="single" w:sz="4" w:space="0" w:color="auto"/>
-              <w:bottom w:val="single" w:sz="4" w:space="0" w:color="auto"/>
-              <w:right w:val="single" w:sz="4" w:space="0" w:color="auto"/>
-            </w:tcBorders>
-            <w:hideMark/>
+            <w:tcW w:w="0" w:type="auto"/>
           </w:tcPr>
           <w:p>
             <w:pPr>
               <w:rPr>
-                <w:rFonts w:cs="David"/>
+                <w:rFonts w:cs="David" w:hint="cs"/>
                 <w:b/>
                 <w:bCs/>
                 <w:sz w:val="28"/>
@@ -2278,7 +2259,7 @@
             </w:pPr>
             <w:r>
               <w:rPr>
-                <w:rFonts w:cs="David"/>
+                <w:rFonts w:cs="David" w:hint="cs"/>
                 <w:b/>
                 <w:bCs/>
                 <w:sz w:val="28"/>
@@ -2291,19 +2272,12 @@
         </w:tc>
         <w:tc>
           <w:tcPr>
-            <w:tcW w:w="900" w:type="dxa"/>
-            <w:tcBorders>
-              <w:top w:val="single" w:sz="4" w:space="0" w:color="auto"/>
-              <w:left w:val="single" w:sz="4" w:space="0" w:color="auto"/>
-              <w:bottom w:val="single" w:sz="4" w:space="0" w:color="auto"/>
-              <w:right w:val="single" w:sz="4" w:space="0" w:color="auto"/>
-            </w:tcBorders>
-            <w:hideMark/>
+            <w:tcW w:w="0" w:type="auto"/>
           </w:tcPr>
           <w:p>
             <w:pPr>
               <w:rPr>
-                <w:rFonts w:cs="David"/>
+                <w:rFonts w:cs="David" w:hint="cs"/>
                 <w:b/>
                 <w:bCs/>
                 <w:sz w:val="28"/>
@@ -2313,7 +2287,7 @@
             </w:pPr>
             <w:r>
               <w:rPr>
-                <w:rFonts w:cs="David"/>
+                <w:rFonts w:cs="David" w:hint="cs"/>
                 <w:b/>
                 <w:bCs/>
                 <w:sz w:val="28"/>
@@ -2326,19 +2300,12 @@
         </w:tc>
         <w:tc>
           <w:tcPr>
-            <w:tcW w:w="2900" w:type="dxa"/>
-            <w:tcBorders>
-              <w:top w:val="single" w:sz="4" w:space="0" w:color="auto"/>
-              <w:left w:val="single" w:sz="4" w:space="0" w:color="auto"/>
-              <w:bottom w:val="single" w:sz="4" w:space="0" w:color="auto"/>
-              <w:right w:val="single" w:sz="4" w:space="0" w:color="auto"/>
-            </w:tcBorders>
-            <w:hideMark/>
+            <w:tcW w:w="0" w:type="auto"/>
           </w:tcPr>
           <w:p>
             <w:pPr>
               <w:rPr>
-                <w:rFonts w:cs="David"/>
+                <w:rFonts w:cs="David" w:hint="cs"/>
                 <w:b/>
                 <w:bCs/>
                 <w:sz w:val="28"/>
@@ -2348,7 +2315,7 @@
             </w:pPr>
             <w:r>
               <w:rPr>
-                <w:rFonts w:cs="David"/>
+                <w:rFonts w:cs="David" w:hint="cs"/>
                 <w:b/>
                 <w:bCs/>
                 <w:sz w:val="28"/>
@@ -2361,19 +2328,12 @@
         </w:tc>
         <w:tc>
           <w:tcPr>
-            <w:tcW w:w="900" w:type="dxa"/>
-            <w:tcBorders>
-              <w:top w:val="single" w:sz="4" w:space="0" w:color="auto"/>
-              <w:left w:val="single" w:sz="4" w:space="0" w:color="auto"/>
-              <w:bottom w:val="single" w:sz="4" w:space="0" w:color="auto"/>
-              <w:right w:val="single" w:sz="4" w:space="0" w:color="auto"/>
-            </w:tcBorders>
-            <w:hideMark/>
+            <w:tcW w:w="0" w:type="auto"/>
           </w:tcPr>
           <w:p>
             <w:pPr>
               <w:rPr>
-                <w:rFonts w:cs="David"/>
+                <w:rFonts w:cs="David" w:hint="cs"/>
                 <w:b/>
                 <w:bCs/>
                 <w:sz w:val="28"/>
@@ -2383,7 +2343,7 @@
             </w:pPr>
             <w:r>
               <w:rPr>
-                <w:rFonts w:cs="David"/>
+                <w:rFonts w:cs="David" w:hint="cs"/>
                 <w:b/>
                 <w:bCs/>
                 <w:sz w:val="28"/>
@@ -2396,19 +2356,12 @@
         </w:tc>
         <w:tc>
           <w:tcPr>
-            <w:tcW w:w="1400" w:type="dxa"/>
-            <w:tcBorders>
-              <w:top w:val="single" w:sz="4" w:space="0" w:color="auto"/>
-              <w:left w:val="single" w:sz="4" w:space="0" w:color="auto"/>
-              <w:bottom w:val="single" w:sz="4" w:space="0" w:color="auto"/>
-              <w:right w:val="single" w:sz="4" w:space="0" w:color="auto"/>
-            </w:tcBorders>
-            <w:hideMark/>
+            <w:tcW w:w="0" w:type="auto"/>
           </w:tcPr>
           <w:p>
             <w:pPr>
               <w:rPr>
-                <w:rFonts w:cs="David"/>
+                <w:rFonts w:cs="David" w:hint="cs"/>
                 <w:b/>
                 <w:bCs/>
                 <w:sz w:val="28"/>
@@ -2418,7 +2371,7 @@
             </w:pPr>
             <w:r>
               <w:rPr>
-                <w:rFonts w:cs="David"/>
+                <w:rFonts w:cs="David" w:hint="cs"/>
                 <w:b/>
                 <w:bCs/>
                 <w:sz w:val="28"/>
@@ -2431,19 +2384,12 @@
         </w:tc>
         <w:tc>
           <w:tcPr>
-            <w:tcW w:w="1400" w:type="dxa"/>
-            <w:tcBorders>
-              <w:top w:val="single" w:sz="4" w:space="0" w:color="auto"/>
-              <w:left w:val="single" w:sz="4" w:space="0" w:color="auto"/>
-              <w:bottom w:val="single" w:sz="4" w:space="0" w:color="auto"/>
-              <w:right w:val="single" w:sz="4" w:space="0" w:color="auto"/>
-            </w:tcBorders>
-            <w:hideMark/>
+            <w:tcW w:w="0" w:type="auto"/>
           </w:tcPr>
           <w:p>
             <w:pPr>
               <w:rPr>
-                <w:rFonts w:cs="David"/>
+                <w:rFonts w:cs="David" w:hint="cs"/>
                 <w:b/>
                 <w:bCs/>
                 <w:sz w:val="28"/>
@@ -2453,7 +2399,7 @@
             </w:pPr>
             <w:r>
               <w:rPr>
-                <w:rFonts w:cs="David"/>
+                <w:rFonts w:cs="David" w:hint="cs"/>
                 <w:b/>
                 <w:bCs/>
                 <w:sz w:val="28"/>
@@ -2466,18 +2412,12 @@
         </w:tc>
         <w:tc>
           <w:tcPr>
-            <w:tcW w:w="2266" w:type="dxa"/>
-            <w:tcBorders>
-              <w:top w:val="single" w:sz="4" w:space="0" w:color="auto"/>
-              <w:left w:val="single" w:sz="4" w:space="0" w:color="auto"/>
-              <w:bottom w:val="single" w:sz="4" w:space="0" w:color="auto"/>
-              <w:right w:val="single" w:sz="4" w:space="0" w:color="auto"/>
-            </w:tcBorders>
+            <w:tcW w:w="0" w:type="auto"/>
           </w:tcPr>
           <w:p>
             <w:pPr>
               <w:rPr>
-                <w:rFonts w:cs="David"/>
+                <w:rFonts w:cs="David" w:hint="cs"/>
                 <w:b/>
                 <w:bCs/>
                 <w:sz w:val="28"/>
@@ -2487,7 +2427,7 @@
             </w:pPr>
             <w:r>
               <w:rPr>
-                <w:rFonts w:cs="David"/>
+                <w:rFonts w:cs="David" w:hint="cs"/>
                 <w:b/>
                 <w:bCs/>
                 <w:sz w:val="28"/>
@@ -2500,7 +2440,7 @@
           <w:p>
             <w:pPr>
               <w:rPr>
-                <w:rFonts w:cs="David"/>
+                <w:rFonts w:cs="David" w:hint="cs"/>
                 <w:b/>
                 <w:bCs/>
                 <w:sz w:val="28"/>
@@ -2514,18 +2454,12 @@
       <w:tr>
         <w:tc>
           <w:tcPr>
-            <w:tcW w:w="700" w:type="dxa"/>
-            <w:tcBorders>
-              <w:top w:val="single" w:sz="4" w:space="0" w:color="auto"/>
-              <w:left w:val="single" w:sz="4" w:space="0" w:color="auto"/>
-              <w:bottom w:val="single" w:sz="4" w:space="0" w:color="auto"/>
-              <w:right w:val="single" w:sz="4" w:space="0" w:color="auto"/>
-            </w:tcBorders>
+            <w:tcW w:w="0" w:type="auto"/>
           </w:tcPr>
           <w:p>
             <w:pPr>
               <w:rPr>
-                <w:rFonts w:cs="David"/>
+                <w:rFonts w:cs="David" w:hint="cs"/>
                 <w:b/>
                 <w:bCs/>
                 <w:sz w:val="28"/>
@@ -2550,18 +2484,12 @@
         </w:tc>
         <w:tc>
           <w:tcPr>
-            <w:tcW w:w="900" w:type="dxa"/>
-            <w:tcBorders>
-              <w:top w:val="single" w:sz="4" w:space="0" w:color="auto"/>
-              <w:left w:val="single" w:sz="4" w:space="0" w:color="auto"/>
-              <w:bottom w:val="single" w:sz="4" w:space="0" w:color="auto"/>
-              <w:right w:val="single" w:sz="4" w:space="0" w:color="auto"/>
-            </w:tcBorders>
+            <w:tcW w:w="0" w:type="auto"/>
           </w:tcPr>
           <w:p>
             <w:pPr>
               <w:rPr>
-                <w:rFonts w:cs="David"/>
+                <w:rFonts w:cs="David" w:hint="cs"/>
                 <w:b/>
                 <w:bCs/>
                 <w:sz w:val="28"/>
@@ -2569,8 +2497,6 @@
                 <w:rtl/>
               </w:rPr>
             </w:pPr>
-            <w:bookmarkStart w:id="8" w:name="fldMakat"/>
-            <w:bookmarkEnd w:id="8"/>
             <w:r>
               <w:rPr>
                 <w:rFonts w:cs="David" w:hint="cs"/>
@@ -2580,9 +2506,25 @@
                 <w:szCs w:val="28"/>
                 <w:rtl/>
               </w:rPr>
-              <w:t>{</w:t>
+              <w:t xml:space="preserve">{itemCode}</w:t>
             </w:r>
-            <w:proofErr w:type="spellStart"/>
+          </w:p>
+        </w:tc>
+        <w:tc>
+          <w:tcPr>
+            <w:tcW w:w="0" w:type="auto"/>
+          </w:tcPr>
+          <w:p>
+            <w:pPr>
+              <w:rPr>
+                <w:rFonts w:cs="David" w:hint="cs"/>
+                <w:b/>
+                <w:bCs/>
+                <w:sz w:val="28"/>
+                <w:szCs w:val="28"/>
+                <w:rtl/>
+              </w:rPr>
+            </w:pPr>
             <w:r>
               <w:rPr>
                 <w:rFonts w:cs="David" w:hint="cs"/>
@@ -2592,9 +2534,25 @@
                 <w:szCs w:val="28"/>
                 <w:rtl/>
               </w:rPr>
-              <w:t>itemCode</w:t>
+              <w:t xml:space="preserve">{description}</w:t>
             </w:r>
-            <w:proofErr w:type="spellEnd"/>
+          </w:p>
+        </w:tc>
+        <w:tc>
+          <w:tcPr>
+            <w:tcW w:w="0" w:type="auto"/>
+          </w:tcPr>
+          <w:p>
+            <w:pPr>
+              <w:rPr>
+                <w:rFonts w:cs="David" w:hint="cs"/>
+                <w:b/>
+                <w:bCs/>
+                <w:sz w:val="28"/>
+                <w:szCs w:val="28"/>
+                <w:rtl/>
+              </w:rPr>
+            </w:pPr>
             <w:r>
               <w:rPr>
                 <w:rFonts w:cs="David" w:hint="cs"/>
@@ -2604,24 +2562,18 @@
                 <w:szCs w:val="28"/>
                 <w:rtl/>
               </w:rPr>
-              <w:t>}</w:t>
+              <w:t xml:space="preserve">{quantity}</w:t>
             </w:r>
           </w:p>
         </w:tc>
         <w:tc>
           <w:tcPr>
-            <w:tcW w:w="2900" w:type="dxa"/>
-            <w:tcBorders>
-              <w:top w:val="single" w:sz="4" w:space="0" w:color="auto"/>
-              <w:left w:val="single" w:sz="4" w:space="0" w:color="auto"/>
-              <w:bottom w:val="single" w:sz="4" w:space="0" w:color="auto"/>
-              <w:right w:val="single" w:sz="4" w:space="0" w:color="auto"/>
-            </w:tcBorders>
+            <w:tcW w:w="0" w:type="auto"/>
           </w:tcPr>
           <w:p>
             <w:pPr>
               <w:rPr>
-                <w:rFonts w:cs="David"/>
+                <w:rFonts w:cs="David" w:hint="cs"/>
                 <w:b/>
                 <w:bCs/>
                 <w:sz w:val="28"/>
@@ -2629,8 +2581,6 @@
                 <w:rtl/>
               </w:rPr>
             </w:pPr>
-            <w:bookmarkStart w:id="9" w:name="fldProduct"/>
-            <w:bookmarkEnd w:id="9"/>
             <w:r>
               <w:rPr>
                 <w:rFonts w:cs="David" w:hint="cs"/>
@@ -2640,9 +2590,25 @@
                 <w:szCs w:val="28"/>
                 <w:rtl/>
               </w:rPr>
-              <w:t>{</w:t>
+              <w:t xml:space="preserve">{unitPrice}</w:t>
             </w:r>
-            <w:proofErr w:type="spellStart"/>
+          </w:p>
+        </w:tc>
+        <w:tc>
+          <w:tcPr>
+            <w:tcW w:w="0" w:type="auto"/>
+          </w:tcPr>
+          <w:p>
+            <w:pPr>
+              <w:rPr>
+                <w:rFonts w:cs="David" w:hint="cs"/>
+                <w:b/>
+                <w:bCs/>
+                <w:sz w:val="28"/>
+                <w:szCs w:val="28"/>
+                <w:rtl/>
+              </w:rPr>
+            </w:pPr>
             <w:r>
               <w:rPr>
                 <w:rFonts w:cs="David" w:hint="cs"/>
@@ -2652,9 +2618,24 @@
                 <w:szCs w:val="28"/>
                 <w:rtl/>
               </w:rPr>
-              <w:t>description</w:t>
+              <w:t xml:space="preserve">{lineDiscountPercent}</w:t>
             </w:r>
-            <w:proofErr w:type="spellEnd"/>
+          </w:p>
+        </w:tc>
+        <w:tc>
+          <w:tcPr>
+            <w:tcW w:w="0" w:type="auto"/>
+          </w:tcPr>
+          <w:p>
+            <w:pPr>
+              <w:rPr>
+                <w:rFonts w:cs="David" w:hint="cs"/>
+                <w:b/>
+                <w:bCs/>
+                <w:sz w:val="28"/>
+                <w:szCs w:val="28"/>
+              </w:rPr>
+            </w:pPr>
             <w:r>
               <w:rPr>
                 <w:rFonts w:cs="David" w:hint="cs"/>
@@ -2664,292 +2645,20 @@
                 <w:szCs w:val="28"/>
                 <w:rtl/>
               </w:rPr>
-              <w:t>}</w:t>
-            </w:r>
-          </w:p>
-        </w:tc>
-        <w:tc>
-          <w:tcPr>
-            <w:tcW w:w="900" w:type="dxa"/>
-            <w:tcBorders>
-              <w:top w:val="single" w:sz="4" w:space="0" w:color="auto"/>
-              <w:left w:val="single" w:sz="4" w:space="0" w:color="auto"/>
-              <w:bottom w:val="single" w:sz="4" w:space="0" w:color="auto"/>
-              <w:right w:val="single" w:sz="4" w:space="0" w:color="auto"/>
-            </w:tcBorders>
-          </w:tcPr>
-          <w:p>
-            <w:pPr>
-              <w:rPr>
-                <w:rFonts w:cs="David"/>
-                <w:b/>
-                <w:bCs/>
-                <w:sz w:val="28"/>
-                <w:szCs w:val="28"/>
-                <w:rtl/>
-              </w:rPr>
-            </w:pPr>
-            <w:bookmarkStart w:id="10" w:name="fldAmmount"/>
-            <w:bookmarkEnd w:id="10"/>
-            <w:r>
-              <w:rPr>
-                <w:rFonts w:cs="David" w:hint="cs"/>
-                <w:b/>
-                <w:bCs/>
-                <w:sz w:val="28"/>
-                <w:szCs w:val="28"/>
-                <w:rtl/>
-              </w:rPr>
-              <w:t>{</w:t>
-            </w:r>
-            <w:proofErr w:type="spellStart"/>
-            <w:r>
-              <w:rPr>
-                <w:rFonts w:cs="David" w:hint="cs"/>
-                <w:b/>
-                <w:bCs/>
-                <w:sz w:val="28"/>
-                <w:szCs w:val="28"/>
-                <w:rtl/>
-              </w:rPr>
-              <w:t>quantity</w:t>
-            </w:r>
-            <w:proofErr w:type="spellEnd"/>
-            <w:r>
-              <w:rPr>
-                <w:rFonts w:cs="David" w:hint="cs"/>
-                <w:b/>
-                <w:bCs/>
-                <w:sz w:val="28"/>
-                <w:szCs w:val="28"/>
-                <w:rtl/>
-              </w:rPr>
-              <w:t>}</w:t>
-            </w:r>
-          </w:p>
-        </w:tc>
-        <w:tc>
-          <w:tcPr>
-            <w:tcW w:w="1400" w:type="dxa"/>
-            <w:tcBorders>
-              <w:top w:val="single" w:sz="4" w:space="0" w:color="auto"/>
-              <w:left w:val="single" w:sz="4" w:space="0" w:color="auto"/>
-              <w:bottom w:val="single" w:sz="4" w:space="0" w:color="auto"/>
-              <w:right w:val="single" w:sz="4" w:space="0" w:color="auto"/>
-            </w:tcBorders>
-          </w:tcPr>
-          <w:p>
-            <w:pPr>
-              <w:rPr>
-                <w:rFonts w:cs="David"/>
-                <w:b/>
-                <w:bCs/>
-                <w:sz w:val="28"/>
-                <w:szCs w:val="28"/>
-                <w:rtl/>
-              </w:rPr>
-            </w:pPr>
-            <w:bookmarkStart w:id="11" w:name="fldPrice"/>
-            <w:bookmarkEnd w:id="11"/>
-            <w:r>
-              <w:rPr>
-                <w:rFonts w:cs="David" w:hint="cs"/>
-                <w:b/>
-                <w:bCs/>
-                <w:sz w:val="28"/>
-                <w:szCs w:val="28"/>
-                <w:rtl/>
-              </w:rPr>
-              <w:t>{</w:t>
-            </w:r>
-            <w:proofErr w:type="spellStart"/>
-            <w:r>
-              <w:rPr>
-                <w:rFonts w:cs="David" w:hint="cs"/>
-                <w:b/>
-                <w:bCs/>
-                <w:sz w:val="28"/>
-                <w:szCs w:val="28"/>
-                <w:rtl/>
-              </w:rPr>
-              <w:t>unitPrice</w:t>
-            </w:r>
-            <w:proofErr w:type="spellEnd"/>
-            <w:r>
-              <w:rPr>
-                <w:rFonts w:cs="David" w:hint="cs"/>
-                <w:b/>
-                <w:bCs/>
-                <w:sz w:val="28"/>
-                <w:szCs w:val="28"/>
-                <w:rtl/>
-              </w:rPr>
-              <w:t>}</w:t>
-            </w:r>
-          </w:p>
-        </w:tc>
-        <w:tc>
-          <w:tcPr>
-            <w:tcW w:w="1400" w:type="dxa"/>
-            <w:tcBorders>
-              <w:top w:val="single" w:sz="4" w:space="0" w:color="auto"/>
-              <w:left w:val="single" w:sz="4" w:space="0" w:color="auto"/>
-              <w:bottom w:val="single" w:sz="4" w:space="0" w:color="auto"/>
-              <w:right w:val="single" w:sz="4" w:space="0" w:color="auto"/>
-            </w:tcBorders>
-          </w:tcPr>
-          <w:p>
-            <w:pPr>
-              <w:rPr>
-                <w:rFonts w:cs="David"/>
-                <w:b/>
-                <w:bCs/>
-                <w:sz w:val="28"/>
-                <w:szCs w:val="28"/>
-                <w:rtl/>
-              </w:rPr>
-            </w:pPr>
-            <w:bookmarkStart w:id="12" w:name="fldLineDiscount"/>
-            <w:bookmarkEnd w:id="12"/>
-            <w:r>
-              <w:rPr>
-                <w:rFonts w:cs="David" w:hint="cs"/>
-                <w:b/>
-                <w:bCs/>
-                <w:sz w:val="28"/>
-                <w:szCs w:val="28"/>
-                <w:rtl/>
-              </w:rPr>
-              <w:t>{</w:t>
-            </w:r>
-            <w:proofErr w:type="spellStart"/>
-            <w:r>
-              <w:rPr>
-                <w:rFonts w:cs="David" w:hint="cs"/>
-                <w:b/>
-                <w:bCs/>
-                <w:sz w:val="28"/>
-                <w:szCs w:val="28"/>
-                <w:rtl/>
-              </w:rPr>
-              <w:t>lineDiscountPercent</w:t>
-            </w:r>
-            <w:proofErr w:type="spellEnd"/>
-            <w:r>
-              <w:rPr>
-                <w:rFonts w:cs="David" w:hint="cs"/>
-                <w:b/>
-                <w:bCs/>
-                <w:sz w:val="28"/>
-                <w:szCs w:val="28"/>
-                <w:rtl/>
-              </w:rPr>
-              <w:t>}</w:t>
-            </w:r>
-          </w:p>
-        </w:tc>
-        <w:tc>
-          <w:tcPr>
-            <w:tcW w:w="2266" w:type="dxa"/>
-            <w:tcBorders>
-              <w:top w:val="single" w:sz="4" w:space="0" w:color="auto"/>
-              <w:left w:val="single" w:sz="4" w:space="0" w:color="auto"/>
-              <w:bottom w:val="single" w:sz="4" w:space="0" w:color="auto"/>
-              <w:right w:val="single" w:sz="4" w:space="0" w:color="auto"/>
-            </w:tcBorders>
-          </w:tcPr>
-          <w:p>
-            <w:pPr>
-              <w:rPr>
-                <w:rFonts w:cs="David"/>
-                <w:b/>
-                <w:bCs/>
-                <w:sz w:val="28"/>
-                <w:szCs w:val="28"/>
-                <w:rtl/>
-              </w:rPr>
-            </w:pPr>
-            <w:bookmarkStart w:id="13" w:name="fldLineTotal"/>
-            <w:bookmarkEnd w:id="13"/>
-            <w:r>
-              <w:rPr>
-                <w:rFonts w:cs="David" w:hint="cs"/>
-                <w:b/>
-                <w:bCs/>
-                <w:sz w:val="28"/>
-                <w:szCs w:val="28"/>
-                <w:rtl/>
-              </w:rPr>
-              <w:t>{</w:t>
-            </w:r>
-            <w:proofErr w:type="spellStart"/>
-            <w:r>
-              <w:rPr>
-                <w:rFonts w:cs="David" w:hint="cs"/>
-                <w:b/>
-                <w:bCs/>
-                <w:sz w:val="28"/>
-                <w:szCs w:val="28"/>
-                <w:rtl/>
-              </w:rPr>
-              <w:t>lineTotal</w:t>
-            </w:r>
-            <w:proofErr w:type="spellEnd"/>
-            <w:r>
-              <w:rPr>
-                <w:rFonts w:cs="David" w:hint="cs"/>
-                <w:b/>
-                <w:bCs/>
-                <w:sz w:val="28"/>
-                <w:szCs w:val="28"/>
-                <w:rtl/>
-              </w:rPr>
-              <w:t>}{/</w:t>
-            </w:r>
-            <w:proofErr w:type="spellStart"/>
-            <w:r>
-              <w:rPr>
-                <w:rFonts w:cs="David" w:hint="cs"/>
-                <w:b/>
-                <w:bCs/>
-                <w:sz w:val="28"/>
-                <w:szCs w:val="28"/>
-                <w:rtl/>
-              </w:rPr>
-              <w:t>items</w:t>
-            </w:r>
-            <w:proofErr w:type="spellEnd"/>
-            <w:r>
-              <w:rPr>
-                <w:rFonts w:cs="David" w:hint="cs"/>
-                <w:b/>
-                <w:bCs/>
-                <w:sz w:val="28"/>
-                <w:szCs w:val="28"/>
-                <w:rtl/>
-              </w:rPr>
-              <w:t>}</w:t>
+              <w:t xml:space="preserve">{lineTotal}{/items}</w:t>
             </w:r>
           </w:p>
         </w:tc>
       </w:tr>
     </w:tbl>
-    <w:p>
-      <w:pPr>
-        <w:rPr>
-          <w:rFonts w:cs="David"/>
-          <w:vanish/>
-          <w:sz w:val="28"/>
-          <w:szCs w:val="28"/>
-          <w:rtl/>
-        </w:rPr>
-      </w:pPr>
-    </w:p>
+    <w:p/>
+    <w:p/>
     <w:tbl>
       <w:tblPr>
-        <w:tblpPr w:leftFromText="180" w:rightFromText="180" w:vertAnchor="text" w:horzAnchor="page" w:tblpX="67" w:tblpY="199"/>
         <w:bidiVisual/>
         <w:tblW w:w="0" w:type="auto"/>
+        <w:tblLayout w:type="autofit"/>
+        <w:jc w:val="right"/>
         <w:tblBorders>
           <w:top w:val="single" w:sz="4" w:space="0" w:color="auto"/>
           <w:left w:val="single" w:sz="4" w:space="0" w:color="auto"/>
@@ -2961,34 +2670,28 @@
         <w:tblLook w:val="04A0" w:firstRow="1" w:lastRow="0" w:firstColumn="1" w:lastColumn="0" w:noHBand="0" w:noVBand="1"/>
       </w:tblPr>
       <w:tblGrid>
-        <w:gridCol w:w="1764"/>
-        <w:gridCol w:w="3145"/>
+        <w:gridCol/>
+        <w:gridCol/>
       </w:tblGrid>
       <w:tr>
         <w:tc>
           <w:tcPr>
-            <w:tcW w:w="1764" w:type="dxa"/>
-            <w:tcBorders>
-              <w:top w:val="single" w:sz="4" w:space="0" w:color="auto"/>
-              <w:left w:val="single" w:sz="4" w:space="0" w:color="auto"/>
-              <w:bottom w:val="single" w:sz="4" w:space="0" w:color="auto"/>
-              <w:right w:val="single" w:sz="4" w:space="0" w:color="auto"/>
-            </w:tcBorders>
-            <w:hideMark/>
+            <w:tcW w:w="0" w:type="auto"/>
           </w:tcPr>
           <w:p>
             <w:pPr>
               <w:rPr>
-                <w:rFonts w:cs="David"/>
+                <w:rFonts w:cs="David" w:hint="cs"/>
                 <w:b/>
                 <w:bCs/>
                 <w:sz w:val="28"/>
                 <w:szCs w:val="28"/>
+                <w:rtl/>
               </w:rPr>
             </w:pPr>
             <w:r>
               <w:rPr>
-                <w:rFonts w:cs="David"/>
+                <w:rFonts w:cs="David" w:hint="cs"/>
                 <w:b/>
                 <w:bCs/>
                 <w:sz w:val="28"/>
@@ -3012,18 +2715,12 @@
         </w:tc>
         <w:tc>
           <w:tcPr>
-            <w:tcW w:w="2414" w:type="dxa"/>
-            <w:tcBorders>
-              <w:top w:val="single" w:sz="4" w:space="0" w:color="auto"/>
-              <w:left w:val="single" w:sz="4" w:space="0" w:color="auto"/>
-              <w:bottom w:val="single" w:sz="4" w:space="0" w:color="auto"/>
-              <w:right w:val="single" w:sz="4" w:space="0" w:color="auto"/>
-            </w:tcBorders>
+            <w:tcW w:w="0" w:type="auto"/>
           </w:tcPr>
           <w:p>
             <w:pPr>
               <w:rPr>
-                <w:rFonts w:cs="David"/>
+                <w:rFonts w:cs="David" w:hint="cs"/>
                 <w:b/>
                 <w:bCs/>
                 <w:sz w:val="28"/>
@@ -3031,8 +2728,6 @@
                 <w:rtl/>
               </w:rPr>
             </w:pPr>
-            <w:bookmarkStart w:id="14" w:name="fldDiscount"/>
-            <w:bookmarkEnd w:id="14"/>
             <w:r>
               <w:rPr>
                 <w:rFonts w:cs="David" w:hint="cs"/>
@@ -3042,31 +2737,7 @@
                 <w:szCs w:val="28"/>
                 <w:rtl/>
               </w:rPr>
-              <w:t>{</w:t>
-            </w:r>
-            <w:proofErr w:type="spellStart"/>
-            <w:r>
-              <w:rPr>
-                <w:rFonts w:cs="David" w:hint="cs"/>
-                <w:b/>
-                <w:bCs/>
-                <w:sz w:val="28"/>
-                <w:szCs w:val="28"/>
-                <w:rtl/>
-              </w:rPr>
-              <w:t>discountPercent</w:t>
-            </w:r>
-            <w:proofErr w:type="spellEnd"/>
-            <w:r>
-              <w:rPr>
-                <w:rFonts w:cs="David" w:hint="cs"/>
-                <w:b/>
-                <w:bCs/>
-                <w:sz w:val="28"/>
-                <w:szCs w:val="28"/>
-                <w:rtl/>
-              </w:rPr>
-              <w:t>}</w:t>
+              <w:t xml:space="preserve">{discountPercent}</w:t>
             </w:r>
           </w:p>
         </w:tc>
@@ -3074,19 +2745,12 @@
       <w:tr>
         <w:tc>
           <w:tcPr>
-            <w:tcW w:w="1764" w:type="dxa"/>
-            <w:tcBorders>
-              <w:top w:val="single" w:sz="4" w:space="0" w:color="auto"/>
-              <w:left w:val="single" w:sz="4" w:space="0" w:color="auto"/>
-              <w:bottom w:val="single" w:sz="4" w:space="0" w:color="auto"/>
-              <w:right w:val="single" w:sz="4" w:space="0" w:color="auto"/>
-            </w:tcBorders>
-            <w:hideMark/>
+            <w:tcW w:w="0" w:type="auto"/>
           </w:tcPr>
           <w:p>
             <w:pPr>
               <w:rPr>
-                <w:rFonts w:cs="David"/>
+                <w:rFonts w:cs="David" w:hint="cs"/>
                 <w:b/>
                 <w:bCs/>
                 <w:sz w:val="28"/>
@@ -3096,7 +2760,7 @@
             </w:pPr>
             <w:r>
               <w:rPr>
-                <w:rFonts w:cs="David"/>
+                <w:rFonts w:cs="David" w:hint="cs"/>
                 <w:b/>
                 <w:bCs/>
                 <w:sz w:val="28"/>
@@ -3109,18 +2773,12 @@
         </w:tc>
         <w:tc>
           <w:tcPr>
-            <w:tcW w:w="2414" w:type="dxa"/>
-            <w:tcBorders>
-              <w:top w:val="single" w:sz="4" w:space="0" w:color="auto"/>
-              <w:left w:val="single" w:sz="4" w:space="0" w:color="auto"/>
-              <w:bottom w:val="single" w:sz="4" w:space="0" w:color="auto"/>
-              <w:right w:val="single" w:sz="4" w:space="0" w:color="auto"/>
-            </w:tcBorders>
+            <w:tcW w:w="0" w:type="auto"/>
           </w:tcPr>
           <w:p>
             <w:pPr>
               <w:rPr>
-                <w:rFonts w:cs="David"/>
+                <w:rFonts w:cs="David" w:hint="cs"/>
                 <w:b/>
                 <w:bCs/>
                 <w:sz w:val="28"/>
@@ -3128,8 +2786,6 @@
                 <w:rtl/>
               </w:rPr>
             </w:pPr>
-            <w:bookmarkStart w:id="15" w:name="fldTotalAfterDiscount"/>
-            <w:bookmarkEnd w:id="15"/>
             <w:r>
               <w:rPr>
                 <w:rFonts w:cs="David" w:hint="cs"/>
@@ -3139,9 +2795,27 @@
                 <w:szCs w:val="28"/>
                 <w:rtl/>
               </w:rPr>
-              <w:t>{</w:t>
+              <w:t xml:space="preserve">{subtotalAfterDiscount}</w:t>
             </w:r>
-            <w:proofErr w:type="spellStart"/>
+          </w:p>
+        </w:tc>
+      </w:tr>
+      <w:tr>
+        <w:tc>
+          <w:tcPr>
+            <w:tcW w:w="0" w:type="auto"/>
+          </w:tcPr>
+          <w:p>
+            <w:pPr>
+              <w:rPr>
+                <w:rFonts w:cs="David" w:hint="cs"/>
+                <w:b/>
+                <w:bCs/>
+                <w:sz w:val="28"/>
+                <w:szCs w:val="28"/>
+                <w:rtl/>
+              </w:rPr>
+            </w:pPr>
             <w:r>
               <w:rPr>
                 <w:rFonts w:cs="David" w:hint="cs"/>
@@ -3151,9 +2825,8 @@
                 <w:szCs w:val="28"/>
                 <w:rtl/>
               </w:rPr>
-              <w:t>subtotalAfterDiscount</w:t>
+              <w:t>מע"מ 1</w:t>
             </w:r>
-            <w:proofErr w:type="spellEnd"/>
             <w:r>
               <w:rPr>
                 <w:rFonts w:cs="David" w:hint="cs"/>
@@ -3163,27 +2836,29 @@
                 <w:szCs w:val="28"/>
                 <w:rtl/>
               </w:rPr>
-              <w:t>}</w:t>
+              <w:t>8</w:t>
+            </w:r>
+            <w:r>
+              <w:rPr>
+                <w:rFonts w:cs="David" w:hint="cs"/>
+                <w:b/>
+                <w:bCs/>
+                <w:sz w:val="28"/>
+                <w:szCs w:val="28"/>
+                <w:rtl/>
+              </w:rPr>
+              <w:t>%</w:t>
             </w:r>
           </w:p>
         </w:tc>
-      </w:tr>
-      <w:tr>
         <w:tc>
           <w:tcPr>
-            <w:tcW w:w="1764" w:type="dxa"/>
-            <w:tcBorders>
-              <w:top w:val="single" w:sz="4" w:space="0" w:color="auto"/>
-              <w:left w:val="single" w:sz="4" w:space="0" w:color="auto"/>
-              <w:bottom w:val="single" w:sz="4" w:space="0" w:color="auto"/>
-              <w:right w:val="single" w:sz="4" w:space="0" w:color="auto"/>
-            </w:tcBorders>
-            <w:hideMark/>
+            <w:tcW w:w="0" w:type="auto"/>
           </w:tcPr>
           <w:p>
             <w:pPr>
               <w:rPr>
-                <w:rFonts w:cs="David"/>
+                <w:rFonts w:cs="David" w:hint="cs"/>
                 <w:b/>
                 <w:bCs/>
                 <w:sz w:val="28"/>
@@ -3193,42 +2868,6 @@
             </w:pPr>
             <w:r>
               <w:rPr>
-                <w:rFonts w:cs="David"/>
-                <w:b/>
-                <w:bCs/>
-                <w:sz w:val="28"/>
-                <w:szCs w:val="28"/>
-                <w:rtl/>
-              </w:rPr>
-              <w:t>מע"מ 18%</w:t>
-            </w:r>
-          </w:p>
-        </w:tc>
-        <w:tc>
-          <w:tcPr>
-            <w:tcW w:w="2414" w:type="dxa"/>
-            <w:tcBorders>
-              <w:top w:val="single" w:sz="4" w:space="0" w:color="auto"/>
-              <w:left w:val="single" w:sz="4" w:space="0" w:color="auto"/>
-              <w:bottom w:val="single" w:sz="4" w:space="0" w:color="auto"/>
-              <w:right w:val="single" w:sz="4" w:space="0" w:color="auto"/>
-            </w:tcBorders>
-          </w:tcPr>
-          <w:p>
-            <w:pPr>
-              <w:rPr>
-                <w:rFonts w:cs="David"/>
-                <w:b/>
-                <w:bCs/>
-                <w:sz w:val="28"/>
-                <w:szCs w:val="28"/>
-                <w:rtl/>
-              </w:rPr>
-            </w:pPr>
-            <w:bookmarkStart w:id="16" w:name="fldMAAM"/>
-            <w:bookmarkEnd w:id="16"/>
-            <w:r>
-              <w:rPr>
                 <w:rFonts w:cs="David" w:hint="cs"/>
                 <w:b/>
                 <w:bCs/>
@@ -3236,31 +2875,7 @@
                 <w:szCs w:val="28"/>
                 <w:rtl/>
               </w:rPr>
-              <w:t>{</w:t>
-            </w:r>
-            <w:proofErr w:type="spellStart"/>
-            <w:r>
-              <w:rPr>
-                <w:rFonts w:cs="David" w:hint="cs"/>
-                <w:b/>
-                <w:bCs/>
-                <w:sz w:val="28"/>
-                <w:szCs w:val="28"/>
-                <w:rtl/>
-              </w:rPr>
-              <w:t>vatAmount</w:t>
-            </w:r>
-            <w:proofErr w:type="spellEnd"/>
-            <w:r>
-              <w:rPr>
-                <w:rFonts w:cs="David" w:hint="cs"/>
-                <w:b/>
-                <w:bCs/>
-                <w:sz w:val="28"/>
-                <w:szCs w:val="28"/>
-                <w:rtl/>
-              </w:rPr>
-              <w:t>}</w:t>
+              <w:t xml:space="preserve">{vatAmount}</w:t>
             </w:r>
           </w:p>
         </w:tc>
@@ -3268,19 +2883,12 @@
       <w:tr>
         <w:tc>
           <w:tcPr>
-            <w:tcW w:w="1764" w:type="dxa"/>
-            <w:tcBorders>
-              <w:top w:val="single" w:sz="4" w:space="0" w:color="auto"/>
-              <w:left w:val="single" w:sz="4" w:space="0" w:color="auto"/>
-              <w:bottom w:val="single" w:sz="4" w:space="0" w:color="auto"/>
-              <w:right w:val="single" w:sz="4" w:space="0" w:color="auto"/>
-            </w:tcBorders>
-            <w:hideMark/>
+            <w:tcW w:w="0" w:type="auto"/>
           </w:tcPr>
           <w:p>
             <w:pPr>
               <w:rPr>
-                <w:rFonts w:cs="David"/>
+                <w:rFonts w:cs="David" w:hint="cs"/>
                 <w:b/>
                 <w:bCs/>
                 <w:sz w:val="28"/>
@@ -3290,7 +2898,7 @@
             </w:pPr>
             <w:r>
               <w:rPr>
-                <w:rFonts w:cs="David"/>
+                <w:rFonts w:cs="David" w:hint="cs"/>
                 <w:b/>
                 <w:bCs/>
                 <w:sz w:val="28"/>
@@ -3303,18 +2911,12 @@
         </w:tc>
         <w:tc>
           <w:tcPr>
-            <w:tcW w:w="2414" w:type="dxa"/>
-            <w:tcBorders>
-              <w:top w:val="single" w:sz="4" w:space="0" w:color="auto"/>
-              <w:left w:val="single" w:sz="4" w:space="0" w:color="auto"/>
-              <w:bottom w:val="single" w:sz="4" w:space="0" w:color="auto"/>
-              <w:right w:val="single" w:sz="4" w:space="0" w:color="auto"/>
-            </w:tcBorders>
+            <w:tcW w:w="0" w:type="auto"/>
           </w:tcPr>
           <w:p>
             <w:pPr>
               <w:rPr>
-                <w:rFonts w:cs="David"/>
+                <w:rFonts w:cs="David" w:hint="cs"/>
                 <w:b/>
                 <w:bCs/>
                 <w:sz w:val="28"/>
@@ -3322,8 +2924,6 @@
                 <w:rtl/>
               </w:rPr>
             </w:pPr>
-            <w:bookmarkStart w:id="17" w:name="fldTotalAfterMaaM"/>
-            <w:bookmarkEnd w:id="17"/>
             <w:r>
               <w:rPr>
                 <w:rFonts w:cs="David" w:hint="cs"/>
@@ -3333,49 +2933,12 @@
                 <w:szCs w:val="28"/>
                 <w:rtl/>
               </w:rPr>
-              <w:t>{</w:t>
-            </w:r>
-            <w:proofErr w:type="spellStart"/>
-            <w:r>
-              <w:rPr>
-                <w:rFonts w:cs="David" w:hint="cs"/>
-                <w:b/>
-                <w:bCs/>
-                <w:sz w:val="28"/>
-                <w:szCs w:val="28"/>
-                <w:rtl/>
-              </w:rPr>
-              <w:t>totalAmount</w:t>
-            </w:r>
-            <w:proofErr w:type="spellEnd"/>
-            <w:r>
-              <w:rPr>
-                <w:rFonts w:cs="David" w:hint="cs"/>
-                <w:b/>
-                <w:bCs/>
-                <w:sz w:val="28"/>
-                <w:szCs w:val="28"/>
-                <w:rtl/>
-              </w:rPr>
-              <w:t>}</w:t>
+              <w:t xml:space="preserve">{totalAmount}</w:t>
             </w:r>
           </w:p>
         </w:tc>
       </w:tr>
     </w:tbl>
-    <w:p>
-      <w:pPr>
-        <w:rPr>
-          <w:vanish/>
-        </w:rPr>
-      </w:pPr>
-      <w:r>
-        <w:rPr>
-          <w:vanish/>
-        </w:rPr>
-        <w:t xml:space="preserve">{/hasDiscount}</w:t>
-      </w:r>
-    </w:p>
     <w:p>
       <w:pPr>
         <w:rPr>
